--- a/docs/Anleitung-Anmeldeseite.docx
+++ b/docs/Anleitung-Anmeldeseite.docx
@@ -13,7 +13,7 @@
           <w:bCs/>
           <w:color w:val="7E2F28"/>
         </w:rPr>
-        <w:t>Anleitung: Anmeldeseite Set Dance Balingen</w:t>
+        <w:t>Anleitung: Anmeldeseite Irish Weekend Balingen</w:t>
       </w:r>
     </w:p>
     <w:p>
@@ -51,7 +51,7 @@
     <w:sdt>
       <w:sdtPr>
         <w:alias w:val="Inhaltsverzeichnis"/>
-        <w:id w:val="-1790269488"/>
+        <w:id w:val="-849712861"/>
       </w:sdtPr>
       <w:sdtEndPr/>
       <w:sdtContent>
@@ -75,7 +75,7 @@
           <w:r>
             <w:fldChar w:fldCharType="separate"/>
           </w:r>
-          <w:hyperlink w:anchor="_Toc240277038" w:history="1">
+          <w:hyperlink w:anchor="_Toc240357503" w:history="1">
             <w:r>
               <w:rPr>
                 <w:rStyle w:val="Hyperlink"/>
@@ -101,7 +101,7 @@
               <w:rPr>
                 <w:noProof/>
               </w:rPr>
-              <w:instrText xml:space="preserve"> PAGEREF _Toc240277038 \h </w:instrText>
+              <w:instrText xml:space="preserve"> PAGEREF _Toc240357503 \h </w:instrText>
             </w:r>
             <w:r>
               <w:rPr>
@@ -139,7 +139,7 @@
               <w:noProof/>
             </w:rPr>
           </w:pPr>
-          <w:hyperlink w:anchor="_Toc240277039" w:history="1">
+          <w:hyperlink w:anchor="_Toc240357504" w:history="1">
             <w:r>
               <w:rPr>
                 <w:rStyle w:val="Hyperlink"/>
@@ -165,7 +165,7 @@
               <w:rPr>
                 <w:noProof/>
               </w:rPr>
-              <w:instrText xml:space="preserve"> PAGEREF _Toc240277039 \h </w:instrText>
+              <w:instrText xml:space="preserve"> PAGEREF _Toc240357504 \h </w:instrText>
             </w:r>
             <w:r>
               <w:rPr>
@@ -203,7 +203,7 @@
               <w:noProof/>
             </w:rPr>
           </w:pPr>
-          <w:hyperlink w:anchor="_Toc240277040" w:history="1">
+          <w:hyperlink w:anchor="_Toc240357505" w:history="1">
             <w:r>
               <w:rPr>
                 <w:rStyle w:val="Hyperlink"/>
@@ -229,7 +229,7 @@
               <w:rPr>
                 <w:noProof/>
               </w:rPr>
-              <w:instrText xml:space="preserve"> PAGEREF _Toc240277040 \h </w:instrText>
+              <w:instrText xml:space="preserve"> PAGEREF _Toc240357505 \h </w:instrText>
             </w:r>
             <w:r>
               <w:rPr>
@@ -267,7 +267,7 @@
               <w:noProof/>
             </w:rPr>
           </w:pPr>
-          <w:hyperlink w:anchor="_Toc240277041" w:history="1">
+          <w:hyperlink w:anchor="_Toc240357506" w:history="1">
             <w:r>
               <w:rPr>
                 <w:rStyle w:val="Hyperlink"/>
@@ -293,7 +293,7 @@
               <w:rPr>
                 <w:noProof/>
               </w:rPr>
-              <w:instrText xml:space="preserve"> PAGEREF _Toc240277041 \h </w:instrText>
+              <w:instrText xml:space="preserve"> PAGEREF _Toc240357506 \h </w:instrText>
             </w:r>
             <w:r>
               <w:rPr>
@@ -331,7 +331,7 @@
               <w:noProof/>
             </w:rPr>
           </w:pPr>
-          <w:hyperlink w:anchor="_Toc240277042" w:history="1">
+          <w:hyperlink w:anchor="_Toc240357507" w:history="1">
             <w:r>
               <w:rPr>
                 <w:rStyle w:val="Hyperlink"/>
@@ -357,7 +357,7 @@
               <w:rPr>
                 <w:noProof/>
               </w:rPr>
-              <w:instrText xml:space="preserve"> PAGEREF _Toc240277042 \h </w:instrText>
+              <w:instrText xml:space="preserve"> PAGEREF _Toc240357507 \h </w:instrText>
             </w:r>
             <w:r>
               <w:rPr>
@@ -395,7 +395,7 @@
               <w:noProof/>
             </w:rPr>
           </w:pPr>
-          <w:hyperlink w:anchor="_Toc240277043" w:history="1">
+          <w:hyperlink w:anchor="_Toc240357508" w:history="1">
             <w:r>
               <w:rPr>
                 <w:rStyle w:val="Hyperlink"/>
@@ -421,7 +421,7 @@
               <w:rPr>
                 <w:noProof/>
               </w:rPr>
-              <w:instrText xml:space="preserve"> PAGEREF _Toc240277043 \h </w:instrText>
+              <w:instrText xml:space="preserve"> PAGEREF _Toc240357508 \h </w:instrText>
             </w:r>
             <w:r>
               <w:rPr>
@@ -459,7 +459,7 @@
               <w:noProof/>
             </w:rPr>
           </w:pPr>
-          <w:hyperlink w:anchor="_Toc240277044" w:history="1">
+          <w:hyperlink w:anchor="_Toc240357509" w:history="1">
             <w:r>
               <w:rPr>
                 <w:rStyle w:val="Hyperlink"/>
@@ -485,7 +485,7 @@
               <w:rPr>
                 <w:noProof/>
               </w:rPr>
-              <w:instrText xml:space="preserve"> PAGEREF _Toc240277044 \h </w:instrText>
+              <w:instrText xml:space="preserve"> PAGEREF _Toc240357509 \h </w:instrText>
             </w:r>
             <w:r>
               <w:rPr>
@@ -523,7 +523,7 @@
               <w:noProof/>
             </w:rPr>
           </w:pPr>
-          <w:hyperlink w:anchor="_Toc240277045" w:history="1">
+          <w:hyperlink w:anchor="_Toc240357510" w:history="1">
             <w:r>
               <w:rPr>
                 <w:rStyle w:val="Hyperlink"/>
@@ -549,7 +549,7 @@
               <w:rPr>
                 <w:noProof/>
               </w:rPr>
-              <w:instrText xml:space="preserve"> PAGEREF _Toc240277045 \h </w:instrText>
+              <w:instrText xml:space="preserve"> PAGEREF _Toc240357510 \h </w:instrText>
             </w:r>
             <w:r>
               <w:rPr>
@@ -587,7 +587,7 @@
               <w:noProof/>
             </w:rPr>
           </w:pPr>
-          <w:hyperlink w:anchor="_Toc240277046" w:history="1">
+          <w:hyperlink w:anchor="_Toc240357511" w:history="1">
             <w:r>
               <w:rPr>
                 <w:rStyle w:val="Hyperlink"/>
@@ -613,7 +613,7 @@
               <w:rPr>
                 <w:noProof/>
               </w:rPr>
-              <w:instrText xml:space="preserve"> PAGEREF _Toc240277046 \h </w:instrText>
+              <w:instrText xml:space="preserve"> PAGEREF _Toc240357511 \h </w:instrText>
             </w:r>
             <w:r>
               <w:rPr>
@@ -659,7 +659,7 @@
         <w:keepLines/>
         <w:spacing w:before="300" w:after="150"/>
       </w:pPr>
-      <w:bookmarkStart w:id="0" w:name="_Toc240277038"/>
+      <w:bookmarkStart w:id="0" w:name="_Toc240357503"/>
       <w:r>
         <w:rPr>
           <w:b/>
@@ -690,7 +690,7 @@
           <w:noProof/>
         </w:rPr>
         <w:drawing>
-          <wp:inline distT="0" distB="0" distL="0" distR="0" wp14:anchorId="3FAD9302" wp14:editId="00ED81F5">
+          <wp:inline distT="0" distB="0" distL="0" distR="0" wp14:anchorId="25FEDD66" wp14:editId="3D80684C">
             <wp:extent cx="4381500" cy="3981450"/>
             <wp:effectExtent l="0" t="0" r="0" b="0"/>
             <wp:docPr id="1" name="Grafik 1"/>
@@ -759,6 +759,7 @@
           </w:tblCellMar>
         </w:tblPrEx>
         <w:trPr>
+          <w:cantSplit/>
           <w:tblHeader/>
         </w:trPr>
         <w:tc>
@@ -835,6 +836,9 @@
             <w:bottom w:w="0" w:type="dxa"/>
           </w:tblCellMar>
         </w:tblPrEx>
+        <w:trPr>
+          <w:cantSplit/>
+        </w:trPr>
         <w:tc>
           <w:tcPr>
             <w:tcW w:w="700" w:type="dxa"/>
@@ -904,6 +908,9 @@
             <w:bottom w:w="0" w:type="dxa"/>
           </w:tblCellMar>
         </w:tblPrEx>
+        <w:trPr>
+          <w:cantSplit/>
+        </w:trPr>
         <w:tc>
           <w:tcPr>
             <w:tcW w:w="700" w:type="dxa"/>
@@ -973,6 +980,9 @@
             <w:bottom w:w="0" w:type="dxa"/>
           </w:tblCellMar>
         </w:tblPrEx>
+        <w:trPr>
+          <w:cantSplit/>
+        </w:trPr>
         <w:tc>
           <w:tcPr>
             <w:tcW w:w="700" w:type="dxa"/>
@@ -1030,79 +1040,7 @@
           </w:tcPr>
           <w:p>
             <w:r>
-              <w:t>Allgemeine Hinweise, z. B. zu Vorkenntnissen, Kleidung und dem voraussichtlichen Termin.</w:t>
-            </w:r>
-          </w:p>
-        </w:tc>
-      </w:tr>
-      <w:tr>
-        <w:tblPrEx>
-          <w:tblCellMar>
-            <w:top w:w="0" w:type="dxa"/>
-            <w:bottom w:w="0" w:type="dxa"/>
-          </w:tblCellMar>
-        </w:tblPrEx>
-        <w:tc>
-          <w:tcPr>
-            <w:tcW w:w="700" w:type="dxa"/>
-            <w:shd w:val="clear" w:color="auto" w:fill="A3423A"/>
-            <w:tcMar>
-              <w:top w:w="80" w:type="dxa"/>
-              <w:left w:w="100" w:type="dxa"/>
-              <w:bottom w:w="80" w:type="dxa"/>
-              <w:right w:w="100" w:type="dxa"/>
-            </w:tcMar>
-          </w:tcPr>
-          <w:p>
-            <w:pPr>
-              <w:jc w:val="center"/>
-            </w:pPr>
-            <w:r>
-              <w:rPr>
-                <w:b/>
-                <w:bCs/>
-                <w:color w:val="FFFFFF"/>
-              </w:rPr>
-              <w:t>4</w:t>
-            </w:r>
-          </w:p>
-        </w:tc>
-        <w:tc>
-          <w:tcPr>
-            <w:tcW w:w="2600" w:type="dxa"/>
-            <w:tcMar>
-              <w:top w:w="80" w:type="dxa"/>
-              <w:left w:w="100" w:type="dxa"/>
-              <w:bottom w:w="80" w:type="dxa"/>
-              <w:right w:w="100" w:type="dxa"/>
-            </w:tcMar>
-          </w:tcPr>
-          <w:p>
-            <w:r>
-              <w:rPr>
-                <w:b/>
-                <w:bCs/>
-              </w:rPr>
-              <w:t>Anmeldebereich</w:t>
-            </w:r>
-          </w:p>
-        </w:tc>
-        <w:tc>
-          <w:tcPr>
-            <w:tcW w:w="6000" w:type="dxa"/>
-            <w:tcMar>
-              <w:top w:w="80" w:type="dxa"/>
-              <w:left w:w="100" w:type="dxa"/>
-              <w:bottom w:w="80" w:type="dxa"/>
-              <w:right w:w="100" w:type="dxa"/>
-            </w:tcMar>
-          </w:tcPr>
-          <w:p>
-            <w:r>
-              <w:t>Hier beginnt das eigentliche Anmeldeformular. Direkt darunter steht – falls eine Teilnehmerzahl-Begrenzung aktiv ist – der Kapazitätshinweis (siehe A</w:t>
-            </w:r>
-            <w:r>
-              <w:t>bschnitt 2).</w:t>
+              <w:t>Allgemeine Hinweise, z. B. zu den Musikern und Workshop-Leitern sowie dem Orga-Team. Weiter unten auf der Seite folgen organisatorische Details (Ort, Anreise, Programm).</w:t>
             </w:r>
           </w:p>
         </w:tc>
@@ -1115,7 +1053,7 @@
         <w:keepLines/>
         <w:spacing w:before="300" w:after="150"/>
       </w:pPr>
-      <w:bookmarkStart w:id="1" w:name="_Toc240277039"/>
+      <w:bookmarkStart w:id="1" w:name="_Toc240357504"/>
       <w:r>
         <w:rPr>
           <w:b/>
@@ -1133,7 +1071,10 @@
         <w:spacing w:after="160"/>
       </w:pPr>
       <w:r>
-        <w:t>Im ersten Schritt werden die gewünschten Programmpunkte ausgewählt und die persönlichen Daten eingetragen.</w:t>
+        <w:t xml:space="preserve">Im ersten Schritt werden die </w:t>
+      </w:r>
+      <w:r>
+        <w:t>gewünschten Programmpunkte ausgewählt, ergänzende Hinweise gelesen und die persönlichen Daten eingetragen.</w:t>
       </w:r>
     </w:p>
     <w:p>
@@ -1146,7 +1087,7 @@
           <w:noProof/>
         </w:rPr>
         <w:drawing>
-          <wp:inline distT="0" distB="0" distL="0" distR="0" wp14:anchorId="329F3965" wp14:editId="2169A3AC">
+          <wp:inline distT="0" distB="0" distL="0" distR="0" wp14:anchorId="022E0813" wp14:editId="3AF879EC">
             <wp:extent cx="4381500" cy="3981450"/>
             <wp:effectExtent l="0" t="0" r="0" b="0"/>
             <wp:docPr id="2" name="Grafik 2"/>
@@ -1215,6 +1156,7 @@
           </w:tblCellMar>
         </w:tblPrEx>
         <w:trPr>
+          <w:cantSplit/>
           <w:tblHeader/>
         </w:trPr>
         <w:tc>
@@ -1291,6 +1233,9 @@
             <w:bottom w:w="0" w:type="dxa"/>
           </w:tblCellMar>
         </w:tblPrEx>
+        <w:trPr>
+          <w:cantSplit/>
+        </w:trPr>
         <w:tc>
           <w:tcPr>
             <w:tcW w:w="700" w:type="dxa"/>
@@ -1348,10 +1293,10 @@
           </w:tcPr>
           <w:p>
             <w:r>
-              <w:t>Zeigt an, wie viele Plätze noch frei sind (z. B. „Noch 45 von 50 Plätzen frei.“). Erscheint nur, wenn im</w:t>
-            </w:r>
-            <w:r>
-              <w:t xml:space="preserve"> Admin-Bereich eine Höchstteilnehmerzahl hinterlegt ist. Ist die Veranstaltung ausgebucht, erscheint hier stattdessen ein Warteliste-Hinweis (siehe Abschnitt 4).</w:t>
+              <w:t>Zeigt an, wie viele Plätze noch frei sind (z. B. „Noch 3 von 5 Plätzen frei.“). Erscheint nur, wenn im Admin-Bereich eine Höchstteilnehmerzahl hinterlegt ist. Ist die Veranstaltung ausgebucht, erscheint hier stattdessen ein Warteliste-Hinweis (siehe Abschn</w:t>
+            </w:r>
+            <w:r>
+              <w:t>itt 5).</w:t>
             </w:r>
           </w:p>
         </w:tc>
@@ -1363,6 +1308,9 @@
             <w:bottom w:w="0" w:type="dxa"/>
           </w:tblCellMar>
         </w:tblPrEx>
+        <w:trPr>
+          <w:cantSplit/>
+        </w:trPr>
         <w:tc>
           <w:tcPr>
             <w:tcW w:w="700" w:type="dxa"/>
@@ -1420,7 +1368,7 @@
           </w:tcPr>
           <w:p>
             <w:r>
-              <w:t>Alle buchbaren Programmpunkte (z. B. Céilí-Abend, Workshop, Übernachtung) mit jeweiligem Preis. Es können beliebig viele Optionen gleichzeitig angehakt werden – auch keine.</w:t>
+              <w:t>Alle buchbaren Programmpunkte (z. B. Übernachtung mit Vollpension) mit jeweiligem Preis. Es können beliebig viele Optionen gleichzeitig angehakt werden – auch keine.</w:t>
             </w:r>
           </w:p>
         </w:tc>
@@ -1432,6 +1380,9 @@
             <w:bottom w:w="0" w:type="dxa"/>
           </w:tblCellMar>
         </w:tblPrEx>
+        <w:trPr>
+          <w:cantSplit/>
+        </w:trPr>
         <w:tc>
           <w:tcPr>
             <w:tcW w:w="700" w:type="dxa"/>
@@ -1473,7 +1424,7 @@
                 <w:b/>
                 <w:bCs/>
               </w:rPr>
-              <w:t>Anzahl Besucher</w:t>
+              <w:t>Zusatzhinweise</w:t>
             </w:r>
           </w:p>
         </w:tc>
@@ -1489,7 +1440,10 @@
           </w:tcPr>
           <w:p>
             <w:r>
-              <w:t>Pflichtfeld. Anzahl der Personen, für die angemeldet wird.</w:t>
+              <w:t>Frei redigierbare Zusatztexte direkt nach der Optionsliste, z. B. für So</w:t>
+            </w:r>
+            <w:r>
+              <w:t>nderfälle wie „Nur Céilís: auf Anfrage“ oder Hinweise zu Änderungen.</w:t>
             </w:r>
           </w:p>
         </w:tc>
@@ -1501,6 +1455,9 @@
             <w:bottom w:w="0" w:type="dxa"/>
           </w:tblCellMar>
         </w:tblPrEx>
+        <w:trPr>
+          <w:cantSplit/>
+        </w:trPr>
         <w:tc>
           <w:tcPr>
             <w:tcW w:w="700" w:type="dxa"/>
@@ -1542,7 +1499,7 @@
                 <w:b/>
                 <w:bCs/>
               </w:rPr>
-              <w:t>Name</w:t>
+              <w:t>Navigation</w:t>
             </w:r>
           </w:p>
         </w:tc>
@@ -1558,7 +1515,7 @@
           </w:tcPr>
           <w:p>
             <w:r>
-              <w:t>Pflichtfeld. Name der anmeldenden Person bzw. Familie.</w:t>
+              <w:t>Ebenfalls ein frei redigierbarer Zusatztext: Anfahrtsbeschreibung, ein Link zur Zielangabe bei Google Maps und eine Kontakt-E-Mail-Adresse – anklickbar bzw. per Klick direkt als E-Mail zu öffnen.</w:t>
             </w:r>
           </w:p>
         </w:tc>
@@ -1570,6 +1527,9 @@
             <w:bottom w:w="0" w:type="dxa"/>
           </w:tblCellMar>
         </w:tblPrEx>
+        <w:trPr>
+          <w:cantSplit/>
+        </w:trPr>
         <w:tc>
           <w:tcPr>
             <w:tcW w:w="700" w:type="dxa"/>
@@ -1611,7 +1571,7 @@
                 <w:b/>
                 <w:bCs/>
               </w:rPr>
-              <w:t>E-Mail</w:t>
+              <w:t>Kontaktformular</w:t>
             </w:r>
           </w:p>
         </w:tc>
@@ -1627,148 +1587,7 @@
           </w:tcPr>
           <w:p>
             <w:r>
-              <w:t>Pflichtfeld. An diese Adresse richtet sich später die Bestätigung.</w:t>
-            </w:r>
-          </w:p>
-        </w:tc>
-      </w:tr>
-      <w:tr>
-        <w:tblPrEx>
-          <w:tblCellMar>
-            <w:top w:w="0" w:type="dxa"/>
-            <w:bottom w:w="0" w:type="dxa"/>
-          </w:tblCellMar>
-        </w:tblPrEx>
-        <w:tc>
-          <w:tcPr>
-            <w:tcW w:w="700" w:type="dxa"/>
-            <w:shd w:val="clear" w:color="auto" w:fill="A3423A"/>
-            <w:tcMar>
-              <w:top w:w="80" w:type="dxa"/>
-              <w:left w:w="100" w:type="dxa"/>
-              <w:bottom w:w="80" w:type="dxa"/>
-              <w:right w:w="100" w:type="dxa"/>
-            </w:tcMar>
-          </w:tcPr>
-          <w:p>
-            <w:pPr>
-              <w:jc w:val="center"/>
-            </w:pPr>
-            <w:r>
-              <w:rPr>
-                <w:b/>
-                <w:bCs/>
-                <w:color w:val="FFFFFF"/>
-              </w:rPr>
-              <w:t>6</w:t>
-            </w:r>
-          </w:p>
-        </w:tc>
-        <w:tc>
-          <w:tcPr>
-            <w:tcW w:w="2600" w:type="dxa"/>
-            <w:tcMar>
-              <w:top w:w="80" w:type="dxa"/>
-              <w:left w:w="100" w:type="dxa"/>
-              <w:bottom w:w="80" w:type="dxa"/>
-              <w:right w:w="100" w:type="dxa"/>
-            </w:tcMar>
-          </w:tcPr>
-          <w:p>
-            <w:r>
-              <w:rPr>
-                <w:b/>
-                <w:bCs/>
-              </w:rPr>
-              <w:t>Abbrechen</w:t>
-            </w:r>
-          </w:p>
-        </w:tc>
-        <w:tc>
-          <w:tcPr>
-            <w:tcW w:w="6000" w:type="dxa"/>
-            <w:tcMar>
-              <w:top w:w="80" w:type="dxa"/>
-              <w:left w:w="100" w:type="dxa"/>
-              <w:bottom w:w="80" w:type="dxa"/>
-              <w:right w:w="100" w:type="dxa"/>
-            </w:tcMar>
-          </w:tcPr>
-          <w:p>
-            <w:r>
-              <w:t>Setzt das gesamte Formular zurück (alle Eingaben und Häkchen werden gelöscht). Es wird nichts übermittelt oder gespeichert.</w:t>
-            </w:r>
-          </w:p>
-        </w:tc>
-      </w:tr>
-      <w:tr>
-        <w:tblPrEx>
-          <w:tblCellMar>
-            <w:top w:w="0" w:type="dxa"/>
-            <w:bottom w:w="0" w:type="dxa"/>
-          </w:tblCellMar>
-        </w:tblPrEx>
-        <w:tc>
-          <w:tcPr>
-            <w:tcW w:w="700" w:type="dxa"/>
-            <w:shd w:val="clear" w:color="auto" w:fill="A3423A"/>
-            <w:tcMar>
-              <w:top w:w="80" w:type="dxa"/>
-              <w:left w:w="100" w:type="dxa"/>
-              <w:bottom w:w="80" w:type="dxa"/>
-              <w:right w:w="100" w:type="dxa"/>
-            </w:tcMar>
-          </w:tcPr>
-          <w:p>
-            <w:pPr>
-              <w:jc w:val="center"/>
-            </w:pPr>
-            <w:r>
-              <w:rPr>
-                <w:b/>
-                <w:bCs/>
-                <w:color w:val="FFFFFF"/>
-              </w:rPr>
-              <w:t>7</w:t>
-            </w:r>
-          </w:p>
-        </w:tc>
-        <w:tc>
-          <w:tcPr>
-            <w:tcW w:w="2600" w:type="dxa"/>
-            <w:tcMar>
-              <w:top w:w="80" w:type="dxa"/>
-              <w:left w:w="100" w:type="dxa"/>
-              <w:bottom w:w="80" w:type="dxa"/>
-              <w:right w:w="100" w:type="dxa"/>
-            </w:tcMar>
-          </w:tcPr>
-          <w:p>
-            <w:r>
-              <w:rPr>
-                <w:b/>
-                <w:bCs/>
-              </w:rPr>
-              <w:t>Weiter</w:t>
-            </w:r>
-          </w:p>
-        </w:tc>
-        <w:tc>
-          <w:tcPr>
-            <w:tcW w:w="6000" w:type="dxa"/>
-            <w:tcMar>
-              <w:top w:w="80" w:type="dxa"/>
-              <w:left w:w="100" w:type="dxa"/>
-              <w:bottom w:w="80" w:type="dxa"/>
-              <w:right w:w="100" w:type="dxa"/>
-            </w:tcMar>
-          </w:tcPr>
-          <w:p>
-            <w:r>
-              <w:t>Springt zur Übersichtsseite (Schritt 2). E</w:t>
-            </w:r>
-            <w:r>
-              <w:t>rst dort wird tatsächlich etwas gesendet.</w:t>
+              <w:t>Pflichtfelder: Anzahl Besucher, Name, E-Mail.</w:t>
             </w:r>
           </w:p>
         </w:tc>
@@ -1781,7 +1600,7 @@
         <w:keepLines/>
         <w:spacing w:before="300" w:after="150"/>
       </w:pPr>
-      <w:bookmarkStart w:id="2" w:name="_Toc240277040"/>
+      <w:bookmarkStart w:id="2" w:name="_Toc240357505"/>
       <w:r>
         <w:rPr>
           <w:b/>
@@ -1799,10 +1618,10 @@
         <w:spacing w:after="160"/>
       </w:pPr>
       <w:r>
-        <w:t>Nach „Weiter“ erscheint eine Zusammenfassung aller Angaben mit dem berechneten Gesamtpreis – hier lässt sich alles noch einmal kontrollieren, bevor die Anmeldung tatsächlich abgeschi</w:t>
-      </w:r>
-      <w:r>
-        <w:t>ckt wird.</w:t>
+        <w:t>Nach „Weiter“ erscheint eine Zusammenfassung aller Angaben mit dem berechneten Gesamtpreis – hier lässt sich alles noch einmal kontrollieren, bevor die Anmeldung tatsächlich abge</w:t>
+      </w:r>
+      <w:r>
+        <w:t>schickt wird.</w:t>
       </w:r>
     </w:p>
     <w:p>
@@ -1815,7 +1634,7 @@
           <w:noProof/>
         </w:rPr>
         <w:drawing>
-          <wp:inline distT="0" distB="0" distL="0" distR="0" wp14:anchorId="6CB8C381" wp14:editId="07310F09">
+          <wp:inline distT="0" distB="0" distL="0" distR="0" wp14:anchorId="696A3557" wp14:editId="2A8D3CF3">
             <wp:extent cx="4381500" cy="3981450"/>
             <wp:effectExtent l="0" t="0" r="0" b="0"/>
             <wp:docPr id="3" name="Grafik 3"/>
@@ -1884,6 +1703,7 @@
           </w:tblCellMar>
         </w:tblPrEx>
         <w:trPr>
+          <w:cantSplit/>
           <w:tblHeader/>
         </w:trPr>
         <w:tc>
@@ -1960,6 +1780,9 @@
             <w:bottom w:w="0" w:type="dxa"/>
           </w:tblCellMar>
         </w:tblPrEx>
+        <w:trPr>
+          <w:cantSplit/>
+        </w:trPr>
         <w:tc>
           <w:tcPr>
             <w:tcW w:w="700" w:type="dxa"/>
@@ -2029,6 +1852,9 @@
             <w:bottom w:w="0" w:type="dxa"/>
           </w:tblCellMar>
         </w:tblPrEx>
+        <w:trPr>
+          <w:cantSplit/>
+        </w:trPr>
         <w:tc>
           <w:tcPr>
             <w:tcW w:w="700" w:type="dxa"/>
@@ -2098,6 +1924,9 @@
             <w:bottom w:w="0" w:type="dxa"/>
           </w:tblCellMar>
         </w:tblPrEx>
+        <w:trPr>
+          <w:cantSplit/>
+        </w:trPr>
         <w:tc>
           <w:tcPr>
             <w:tcW w:w="700" w:type="dxa"/>
@@ -2167,6 +1996,9 @@
             <w:bottom w:w="0" w:type="dxa"/>
           </w:tblCellMar>
         </w:tblPrEx>
+        <w:trPr>
+          <w:cantSplit/>
+        </w:trPr>
         <w:tc>
           <w:tcPr>
             <w:tcW w:w="700" w:type="dxa"/>
@@ -2236,6 +2068,9 @@
             <w:bottom w:w="0" w:type="dxa"/>
           </w:tblCellMar>
         </w:tblPrEx>
+        <w:trPr>
+          <w:cantSplit/>
+        </w:trPr>
         <w:tc>
           <w:tcPr>
             <w:tcW w:w="700" w:type="dxa"/>
@@ -2305,6 +2140,9 @@
             <w:bottom w:w="0" w:type="dxa"/>
           </w:tblCellMar>
         </w:tblPrEx>
+        <w:trPr>
+          <w:cantSplit/>
+        </w:trPr>
         <w:tc>
           <w:tcPr>
             <w:tcW w:w="700" w:type="dxa"/>
@@ -2375,7 +2213,7 @@
         <w:keepLines/>
         <w:spacing w:before="300" w:after="150"/>
       </w:pPr>
-      <w:bookmarkStart w:id="3" w:name="_Toc240277041"/>
+      <w:bookmarkStart w:id="3" w:name="_Toc240357506"/>
       <w:r>
         <w:rPr>
           <w:b/>
@@ -2414,7 +2252,7 @@
           <w:noProof/>
         </w:rPr>
         <w:drawing>
-          <wp:inline distT="0" distB="0" distL="0" distR="0" wp14:anchorId="001A7C01" wp14:editId="1313DA87">
+          <wp:inline distT="0" distB="0" distL="0" distR="0" wp14:anchorId="0767F0CD" wp14:editId="398D96A1">
             <wp:extent cx="4381500" cy="3981450"/>
             <wp:effectExtent l="0" t="0" r="0" b="0"/>
             <wp:docPr id="4" name="Grafik 4"/>
@@ -2483,6 +2321,7 @@
           </w:tblCellMar>
         </w:tblPrEx>
         <w:trPr>
+          <w:cantSplit/>
           <w:tblHeader/>
         </w:trPr>
         <w:tc>
@@ -2559,6 +2398,9 @@
             <w:bottom w:w="0" w:type="dxa"/>
           </w:tblCellMar>
         </w:tblPrEx>
+        <w:trPr>
+          <w:cantSplit/>
+        </w:trPr>
         <w:tc>
           <w:tcPr>
             <w:tcW w:w="700" w:type="dxa"/>
@@ -2628,6 +2470,9 @@
             <w:bottom w:w="0" w:type="dxa"/>
           </w:tblCellMar>
         </w:tblPrEx>
+        <w:trPr>
+          <w:cantSplit/>
+        </w:trPr>
         <w:tc>
           <w:tcPr>
             <w:tcW w:w="700" w:type="dxa"/>
@@ -2697,6 +2542,9 @@
             <w:bottom w:w="0" w:type="dxa"/>
           </w:tblCellMar>
         </w:tblPrEx>
+        <w:trPr>
+          <w:cantSplit/>
+        </w:trPr>
         <w:tc>
           <w:tcPr>
             <w:tcW w:w="700" w:type="dxa"/>
@@ -2769,6 +2617,9 @@
             <w:bottom w:w="0" w:type="dxa"/>
           </w:tblCellMar>
         </w:tblPrEx>
+        <w:trPr>
+          <w:cantSplit/>
+        </w:trPr>
         <w:tc>
           <w:tcPr>
             <w:tcW w:w="700" w:type="dxa"/>
@@ -2844,7 +2695,7 @@
         <w:keepLines/>
         <w:spacing w:before="300" w:after="150"/>
       </w:pPr>
-      <w:bookmarkStart w:id="4" w:name="_Toc240277042"/>
+      <w:bookmarkStart w:id="4" w:name="_Toc240357507"/>
       <w:r>
         <w:rPr>
           <w:b/>
@@ -2871,7 +2722,7 @@
         <w:keepLines/>
         <w:spacing w:before="240" w:after="120"/>
       </w:pPr>
-      <w:bookmarkStart w:id="5" w:name="_Toc240277043"/>
+      <w:bookmarkStart w:id="5" w:name="_Toc240357508"/>
       <w:r>
         <w:rPr>
           <w:b/>
@@ -2909,7 +2760,7 @@
           <w:noProof/>
         </w:rPr>
         <w:drawing>
-          <wp:inline distT="0" distB="0" distL="0" distR="0" wp14:anchorId="7BB32E4E" wp14:editId="24045690">
+          <wp:inline distT="0" distB="0" distL="0" distR="0" wp14:anchorId="07D87423" wp14:editId="15EC076F">
             <wp:extent cx="4381500" cy="3981450"/>
             <wp:effectExtent l="0" t="0" r="0" b="0"/>
             <wp:docPr id="5" name="Grafik 5"/>
@@ -2978,6 +2829,7 @@
           </w:tblCellMar>
         </w:tblPrEx>
         <w:trPr>
+          <w:cantSplit/>
           <w:tblHeader/>
         </w:trPr>
         <w:tc>
@@ -3054,6 +2906,9 @@
             <w:bottom w:w="0" w:type="dxa"/>
           </w:tblCellMar>
         </w:tblPrEx>
+        <w:trPr>
+          <w:cantSplit/>
+        </w:trPr>
         <w:tc>
           <w:tcPr>
             <w:tcW w:w="700" w:type="dxa"/>
@@ -3124,7 +2979,7 @@
         <w:keepLines/>
         <w:spacing w:before="240" w:after="120"/>
       </w:pPr>
-      <w:bookmarkStart w:id="6" w:name="_Toc240277044"/>
+      <w:bookmarkStart w:id="6" w:name="_Toc240357509"/>
       <w:r>
         <w:rPr>
           <w:b/>
@@ -3173,6 +3028,9 @@
             <w:bottom w:w="0" w:type="dxa"/>
           </w:tblCellMar>
         </w:tblPrEx>
+        <w:trPr>
+          <w:cantSplit/>
+        </w:trPr>
         <w:tc>
           <w:tcPr>
             <w:tcW w:w="9300" w:type="dxa"/>
@@ -3257,7 +3115,7 @@
         <w:keepLines/>
         <w:spacing w:before="240" w:after="120"/>
       </w:pPr>
-      <w:bookmarkStart w:id="7" w:name="_Toc240277045"/>
+      <w:bookmarkStart w:id="7" w:name="_Toc240357510"/>
       <w:r>
         <w:rPr>
           <w:b/>
@@ -3290,7 +3148,7 @@
           <w:noProof/>
         </w:rPr>
         <w:drawing>
-          <wp:inline distT="0" distB="0" distL="0" distR="0" wp14:anchorId="5579917A" wp14:editId="33CED3E2">
+          <wp:inline distT="0" distB="0" distL="0" distR="0" wp14:anchorId="1AE5E0F4" wp14:editId="7FF3A9E2">
             <wp:extent cx="4381500" cy="3981450"/>
             <wp:effectExtent l="0" t="0" r="0" b="0"/>
             <wp:docPr id="6" name="Grafik 6"/>
@@ -3359,6 +3217,7 @@
           </w:tblCellMar>
         </w:tblPrEx>
         <w:trPr>
+          <w:cantSplit/>
           <w:tblHeader/>
         </w:trPr>
         <w:tc>
@@ -3435,6 +3294,9 @@
             <w:bottom w:w="0" w:type="dxa"/>
           </w:tblCellMar>
         </w:tblPrEx>
+        <w:trPr>
+          <w:cantSplit/>
+        </w:trPr>
         <w:tc>
           <w:tcPr>
             <w:tcW w:w="700" w:type="dxa"/>
@@ -3504,6 +3366,9 @@
             <w:bottom w:w="0" w:type="dxa"/>
           </w:tblCellMar>
         </w:tblPrEx>
+        <w:trPr>
+          <w:cantSplit/>
+        </w:trPr>
         <w:tc>
           <w:tcPr>
             <w:tcW w:w="700" w:type="dxa"/>
@@ -3573,6 +3438,9 @@
             <w:bottom w:w="0" w:type="dxa"/>
           </w:tblCellMar>
         </w:tblPrEx>
+        <w:trPr>
+          <w:cantSplit/>
+        </w:trPr>
         <w:tc>
           <w:tcPr>
             <w:tcW w:w="700" w:type="dxa"/>
@@ -3643,14 +3511,22 @@
         <w:keepLines/>
         <w:spacing w:before="300" w:after="150"/>
       </w:pPr>
-      <w:bookmarkStart w:id="8" w:name="_Toc240277046"/>
+      <w:bookmarkStart w:id="8" w:name="_Toc240357511"/>
       <w:r>
         <w:rPr>
           <w:b/>
           <w:bCs/>
           <w:color w:val="7E2F28"/>
         </w:rPr>
-        <w:t>6. Kurz zusammengefasst</w:t>
+        <w:t>6. Kur</w:t>
+      </w:r>
+      <w:r>
+        <w:rPr>
+          <w:b/>
+          <w:bCs/>
+          <w:color w:val="7E2F28"/>
+        </w:rPr>
+        <w:t>z zusammengefasst</w:t>
       </w:r>
       <w:bookmarkEnd w:id="8"/>
     </w:p>
@@ -3682,10 +3558,10 @@
         <w:t xml:space="preserve">Warteliste: </w:t>
       </w:r>
       <w:r>
-        <w:t>Wie o</w:t>
-      </w:r>
-      <w:r>
-        <w:t>ben, zusätzlich erscheint beim Absenden eine Sicherheitsabfrage, die aktiv bestätigt werden muss – nur dann wird die Anmeldung auf die Warteliste übernommen.</w:t>
+        <w:t>Wie oben, zusätzlich erscheint beim Absenden eine Sicherheitsabfrage, die aktiv bestätigt werden</w:t>
+      </w:r>
+      <w:r>
+        <w:t xml:space="preserve"> muss – nur dann wird die Anmeldung auf die Warteliste übernommen.</w:t>
       </w:r>
     </w:p>
     <w:p>
@@ -3700,10 +3576,22 @@
         <w:t xml:space="preserve">Jederzeit abbrechen: </w:t>
       </w:r>
       <w:r>
-        <w:t>Der „Abbrechen“-Button (Schritt 1 und 2) sowie „Abbrechen“ im Warteliste-Dial</w:t>
-      </w:r>
-      <w:r>
-        <w:t>og beenden den Vorgang ohne jede Speicherung.</w:t>
+        <w:t>Der „Abbrechen“-Button (Schritt 1 und 2) sowie „Abbrechen“ im Warteliste-Dialog beenden den Vorgang ohne jede Speicherung.</w:t>
+      </w:r>
+    </w:p>
+    <w:p>
+      <w:pPr>
+        <w:spacing w:after="80"/>
+      </w:pPr>
+      <w:r>
+        <w:rPr>
+          <w:b/>
+          <w:bCs/>
+        </w:rPr>
+        <w:t xml:space="preserve">Weitere Informationen: </w:t>
+      </w:r>
+      <w:r>
+        <w:t>Impressum und Datenschutz sind über den Footer am Seitenende jeder Seite erreichbar.</w:t>
       </w:r>
     </w:p>
     <w:sectPr>
@@ -3719,10 +3607,10 @@
 <file path=word/numbering.xml><?xml version="1.0" encoding="utf-8"?>
 <w:numbering xmlns:wpc="http://schemas.microsoft.com/office/word/2010/wordprocessingCanvas" xmlns:cx="http://schemas.microsoft.com/office/drawing/2014/chartex" xmlns:cx1="http://schemas.microsoft.com/office/drawing/2015/9/8/chartex" xmlns:cx2="http://schemas.microsoft.com/office/drawing/2015/10/21/chartex" xmlns:cx3="http://schemas.microsoft.com/office/drawing/2016/5/9/chartex" xmlns:cx4="http://schemas.microsoft.com/office/drawing/2016/5/10/chartex" xmlns:cx5="http://schemas.microsoft.com/office/drawing/2016/5/11/chartex" xmlns:cx6="http://schemas.microsoft.com/office/drawing/2016/5/12/chartex" xmlns:cx7="http://schemas.microsoft.com/office/drawing/2016/5/13/chartex" xmlns:cx8="http://schemas.microsoft.com/office/drawing/2016/5/14/chartex" xmlns:mc="http://schemas.openxmlformats.org/markup-compatibility/2006" xmlns:aink="http://schemas.microsoft.com/office/drawing/2016/ink" xmlns:am3d="http://schemas.microsoft.com/office/drawing/2017/model3d" xmlns:o="urn:schemas-microsoft-com:office:office" xmlns:r="http://schemas.openxmlformats.org/officeDocument/2006/relationships" xmlns:m="http://schemas.openxmlformats.org/officeDocument/2006/math" xmlns:v="urn:schemas-microsoft-com:vml" xmlns:wp14="http://schemas.microsoft.com/office/word/2010/wordprocessingDrawing" xmlns:wp="http://schemas.openxmlformats.org/drawingml/2006/wordprocessingDrawing" xmlns:w10="urn:schemas-microsoft-com:office:word" xmlns:w="http://schemas.openxmlformats.org/wordprocessingml/2006/main" xmlns:w14="http://schemas.microsoft.com/office/word/2010/wordml" xmlns:w15="http://schemas.microsoft.com/office/word/2012/wordml" xmlns:w16cex="http://schemas.microsoft.com/office/word/2018/wordml/cex" xmlns:w16cid="http://schemas.microsoft.com/office/word/2016/wordml/cid" xmlns:w16="http://schemas.microsoft.com/office/word/2018/wordml" xmlns:w16sdtdh="http://schemas.microsoft.com/office/word/2020/wordml/sdtdatahash" xmlns:w16se="http://schemas.microsoft.com/office/word/2015/wordml/symex" xmlns:wpg="http://schemas.microsoft.com/office/word/2010/wordprocessingGroup" xmlns:wpi="http://schemas.microsoft.com/office/word/2010/wordprocessingInk" xmlns:wne="http://schemas.microsoft.com/office/word/2006/wordml" xmlns:wps="http://schemas.microsoft.com/office/word/2010/wordprocessingShape" mc:Ignorable="w14 w15 w16se w16cid w16 w16cex w16sdtdh wp14">
   <w:abstractNum w:abstractNumId="0" w15:restartNumberingAfterBreak="0">
-    <w:nsid w:val="018273EF"/>
+    <w:nsid w:val="35286ABD"/>
     <w:multiLevelType w:val="hybridMultilevel"/>
-    <w:tmpl w:val="DA884798"/>
-    <w:lvl w:ilvl="0" w:tplc="E6887984">
+    <w:tmpl w:val="46D264E6"/>
+    <w:lvl w:ilvl="0" w:tplc="4948DE8E">
       <w:start w:val="1"/>
       <w:numFmt w:val="bullet"/>
       <w:lvlText w:val="●"/>
@@ -3731,7 +3619,7 @@
         <w:ind w:left="720" w:hanging="360"/>
       </w:pPr>
     </w:lvl>
-    <w:lvl w:ilvl="1" w:tplc="305CA7A6">
+    <w:lvl w:ilvl="1" w:tplc="6AF482E8">
       <w:start w:val="1"/>
       <w:numFmt w:val="bullet"/>
       <w:lvlText w:val="○"/>
@@ -3740,7 +3628,7 @@
         <w:ind w:left="1440" w:hanging="360"/>
       </w:pPr>
     </w:lvl>
-    <w:lvl w:ilvl="2" w:tplc="31CAA16C">
+    <w:lvl w:ilvl="2" w:tplc="6FDE067C">
       <w:start w:val="1"/>
       <w:numFmt w:val="bullet"/>
       <w:lvlText w:val="■"/>
@@ -3749,7 +3637,7 @@
         <w:ind w:left="2160" w:hanging="360"/>
       </w:pPr>
     </w:lvl>
-    <w:lvl w:ilvl="3" w:tplc="28E082E6">
+    <w:lvl w:ilvl="3" w:tplc="31666C56">
       <w:start w:val="1"/>
       <w:numFmt w:val="bullet"/>
       <w:lvlText w:val="●"/>
@@ -3758,7 +3646,7 @@
         <w:ind w:left="2880" w:hanging="360"/>
       </w:pPr>
     </w:lvl>
-    <w:lvl w:ilvl="4" w:tplc="301ABA1A">
+    <w:lvl w:ilvl="4" w:tplc="83306204">
       <w:start w:val="1"/>
       <w:numFmt w:val="bullet"/>
       <w:lvlText w:val="○"/>
@@ -3767,7 +3655,7 @@
         <w:ind w:left="3600" w:hanging="360"/>
       </w:pPr>
     </w:lvl>
-    <w:lvl w:ilvl="5" w:tplc="2CF87C0E">
+    <w:lvl w:ilvl="5" w:tplc="8EB8D61C">
       <w:start w:val="1"/>
       <w:numFmt w:val="bullet"/>
       <w:lvlText w:val="■"/>
@@ -3776,7 +3664,7 @@
         <w:ind w:left="4320" w:hanging="360"/>
       </w:pPr>
     </w:lvl>
-    <w:lvl w:ilvl="6" w:tplc="A130356A">
+    <w:lvl w:ilvl="6" w:tplc="8F8ED190">
       <w:start w:val="1"/>
       <w:numFmt w:val="bullet"/>
       <w:lvlText w:val="●"/>
@@ -3785,7 +3673,7 @@
         <w:ind w:left="5040" w:hanging="360"/>
       </w:pPr>
     </w:lvl>
-    <w:lvl w:ilvl="7" w:tplc="8996E160">
+    <w:lvl w:ilvl="7" w:tplc="379A75EE">
       <w:start w:val="1"/>
       <w:numFmt w:val="bullet"/>
       <w:lvlText w:val="●"/>
@@ -3794,7 +3682,7 @@
         <w:ind w:left="5760" w:hanging="360"/>
       </w:pPr>
     </w:lvl>
-    <w:lvl w:ilvl="8" w:tplc="BD9CB89C">
+    <w:lvl w:ilvl="8" w:tplc="C1FEA7B8">
       <w:start w:val="1"/>
       <w:numFmt w:val="bullet"/>
       <w:lvlText w:val="●"/>
@@ -4417,7 +4305,7 @@
     <w:autoRedefine/>
     <w:uiPriority w:val="39"/>
     <w:unhideWhenUsed/>
-    <w:rsid w:val="00834371"/>
+    <w:rsid w:val="0094059F"/>
     <w:pPr>
       <w:spacing w:after="100"/>
     </w:pPr>
@@ -4429,7 +4317,7 @@
     <w:autoRedefine/>
     <w:uiPriority w:val="39"/>
     <w:unhideWhenUsed/>
-    <w:rsid w:val="00834371"/>
+    <w:rsid w:val="0094059F"/>
     <w:pPr>
       <w:spacing w:after="100"/>
       <w:ind w:left="220"/>

--- a/docs/Anleitung-Anmeldeseite.docx
+++ b/docs/Anleitung-Anmeldeseite.docx
@@ -51,7 +51,7 @@
     <w:sdt>
       <w:sdtPr>
         <w:alias w:val="Inhaltsverzeichnis"/>
-        <w:id w:val="-849712861"/>
+        <w:id w:val="1436639949"/>
       </w:sdtPr>
       <w:sdtEndPr/>
       <w:sdtContent>
@@ -75,7 +75,7 @@
           <w:r>
             <w:fldChar w:fldCharType="separate"/>
           </w:r>
-          <w:hyperlink w:anchor="_Toc240357503" w:history="1">
+          <w:hyperlink w:anchor="_Toc240368771" w:history="1">
             <w:r>
               <w:rPr>
                 <w:rStyle w:val="Hyperlink"/>
@@ -101,7 +101,7 @@
               <w:rPr>
                 <w:noProof/>
               </w:rPr>
-              <w:instrText xml:space="preserve"> PAGEREF _Toc240357503 \h </w:instrText>
+              <w:instrText xml:space="preserve"> PAGEREF _Toc240368771 \h </w:instrText>
             </w:r>
             <w:r>
               <w:rPr>
@@ -139,7 +139,7 @@
               <w:noProof/>
             </w:rPr>
           </w:pPr>
-          <w:hyperlink w:anchor="_Toc240357504" w:history="1">
+          <w:hyperlink w:anchor="_Toc240368772" w:history="1">
             <w:r>
               <w:rPr>
                 <w:rStyle w:val="Hyperlink"/>
@@ -147,7 +147,7 @@
                 <w:bCs/>
                 <w:noProof/>
               </w:rPr>
-              <w:t>2. Schritt 1: Optionen wählen und Kontaktdaten eingeben</w:t>
+              <w:t>2. Navigation und Kontakt</w:t>
             </w:r>
             <w:r>
               <w:rPr>
@@ -165,7 +165,7 @@
               <w:rPr>
                 <w:noProof/>
               </w:rPr>
-              <w:instrText xml:space="preserve"> PAGEREF _Toc240357504 \h </w:instrText>
+              <w:instrText xml:space="preserve"> PAGEREF _Toc240368772 \h </w:instrText>
             </w:r>
             <w:r>
               <w:rPr>
@@ -203,7 +203,7 @@
               <w:noProof/>
             </w:rPr>
           </w:pPr>
-          <w:hyperlink w:anchor="_Toc240357505" w:history="1">
+          <w:hyperlink w:anchor="_Toc240368773" w:history="1">
             <w:r>
               <w:rPr>
                 <w:rStyle w:val="Hyperlink"/>
@@ -211,7 +211,7 @@
                 <w:bCs/>
                 <w:noProof/>
               </w:rPr>
-              <w:t>3. Schritt 2: Übersicht prüfen</w:t>
+              <w:t>3. Schritt 1: Optionen wählen und Kontaktdaten eingeben</w:t>
             </w:r>
             <w:r>
               <w:rPr>
@@ -229,7 +229,7 @@
               <w:rPr>
                 <w:noProof/>
               </w:rPr>
-              <w:instrText xml:space="preserve"> PAGEREF _Toc240357505 \h </w:instrText>
+              <w:instrText xml:space="preserve"> PAGEREF _Toc240368773 \h </w:instrText>
             </w:r>
             <w:r>
               <w:rPr>
@@ -267,7 +267,7 @@
               <w:noProof/>
             </w:rPr>
           </w:pPr>
-          <w:hyperlink w:anchor="_Toc240357506" w:history="1">
+          <w:hyperlink w:anchor="_Toc240368774" w:history="1">
             <w:r>
               <w:rPr>
                 <w:rStyle w:val="Hyperlink"/>
@@ -275,7 +275,7 @@
                 <w:bCs/>
                 <w:noProof/>
               </w:rPr>
-              <w:t>4. Schritt 3: Bestätigung</w:t>
+              <w:t>4. Schritt 2: Übersicht prüfen</w:t>
             </w:r>
             <w:r>
               <w:rPr>
@@ -293,7 +293,7 @@
               <w:rPr>
                 <w:noProof/>
               </w:rPr>
-              <w:instrText xml:space="preserve"> PAGEREF _Toc240357506 \h </w:instrText>
+              <w:instrText xml:space="preserve"> PAGEREF _Toc240368774 \h </w:instrText>
             </w:r>
             <w:r>
               <w:rPr>
@@ -331,7 +331,7 @@
               <w:noProof/>
             </w:rPr>
           </w:pPr>
-          <w:hyperlink w:anchor="_Toc240357507" w:history="1">
+          <w:hyperlink w:anchor="_Toc240368775" w:history="1">
             <w:r>
               <w:rPr>
                 <w:rStyle w:val="Hyperlink"/>
@@ -339,7 +339,7 @@
                 <w:bCs/>
                 <w:noProof/>
               </w:rPr>
-              <w:t>5. Sonderfall: Warteliste</w:t>
+              <w:t>5. Schritt 3: Bestätigung</w:t>
             </w:r>
             <w:r>
               <w:rPr>
@@ -357,7 +357,7 @@
               <w:rPr>
                 <w:noProof/>
               </w:rPr>
-              <w:instrText xml:space="preserve"> PAGEREF _Toc240357507 \h </w:instrText>
+              <w:instrText xml:space="preserve"> PAGEREF _Toc240368775 \h </w:instrText>
             </w:r>
             <w:r>
               <w:rPr>
@@ -375,6 +375,70 @@
                 <w:noProof/>
               </w:rPr>
               <w:t>6</w:t>
+            </w:r>
+            <w:r>
+              <w:rPr>
+                <w:noProof/>
+              </w:rPr>
+              <w:fldChar w:fldCharType="end"/>
+            </w:r>
+          </w:hyperlink>
+        </w:p>
+        <w:p>
+          <w:pPr>
+            <w:pStyle w:val="Verzeichnis1"/>
+            <w:tabs>
+              <w:tab w:val="right" w:leader="dot" w:pos="9016"/>
+            </w:tabs>
+            <w:rPr>
+              <w:rFonts w:asciiTheme="minorHAnsi" w:eastAsiaTheme="minorEastAsia" w:hAnsiTheme="minorHAnsi" w:cstheme="minorBidi"/>
+              <w:noProof/>
+            </w:rPr>
+          </w:pPr>
+          <w:hyperlink w:anchor="_Toc240368776" w:history="1">
+            <w:r>
+              <w:rPr>
+                <w:rStyle w:val="Hyperlink"/>
+                <w:b/>
+                <w:bCs/>
+                <w:noProof/>
+              </w:rPr>
+              <w:t>6. Sonderfall: Warteliste</w:t>
+            </w:r>
+            <w:r>
+              <w:rPr>
+                <w:noProof/>
+              </w:rPr>
+              <w:tab/>
+            </w:r>
+            <w:r>
+              <w:rPr>
+                <w:noProof/>
+              </w:rPr>
+              <w:fldChar w:fldCharType="begin"/>
+            </w:r>
+            <w:r>
+              <w:rPr>
+                <w:noProof/>
+              </w:rPr>
+              <w:instrText xml:space="preserve"> PAGEREF _Toc240368776 \h </w:instrText>
+            </w:r>
+            <w:r>
+              <w:rPr>
+                <w:noProof/>
+              </w:rPr>
+            </w:r>
+            <w:r>
+              <w:rPr>
+                <w:noProof/>
+              </w:rPr>
+              <w:fldChar w:fldCharType="separate"/>
+            </w:r>
+            <w:r>
+              <w:rPr>
+                <w:noProof/>
+              </w:rPr>
+              <w:t>7</w:t>
             </w:r>
             <w:r>
               <w:rPr>
@@ -395,7 +459,7 @@
               <w:noProof/>
             </w:rPr>
           </w:pPr>
-          <w:hyperlink w:anchor="_Toc240357508" w:history="1">
+          <w:hyperlink w:anchor="_Toc240368777" w:history="1">
             <w:r>
               <w:rPr>
                 <w:rStyle w:val="Hyperlink"/>
@@ -403,7 +467,7 @@
                 <w:bCs/>
                 <w:noProof/>
               </w:rPr>
-              <w:t>5.1 Hinweis auf der Anmeldeseite</w:t>
+              <w:t>6.1 Hinweis auf der Anmeldeseite</w:t>
             </w:r>
             <w:r>
               <w:rPr>
@@ -421,7 +485,7 @@
               <w:rPr>
                 <w:noProof/>
               </w:rPr>
-              <w:instrText xml:space="preserve"> PAGEREF _Toc240357508 \h </w:instrText>
+              <w:instrText xml:space="preserve"> PAGEREF _Toc240368777 \h </w:instrText>
             </w:r>
             <w:r>
               <w:rPr>
@@ -438,7 +502,7 @@
               <w:rPr>
                 <w:noProof/>
               </w:rPr>
-              <w:t>6</w:t>
+              <w:t>7</w:t>
             </w:r>
             <w:r>
               <w:rPr>
@@ -459,7 +523,7 @@
               <w:noProof/>
             </w:rPr>
           </w:pPr>
-          <w:hyperlink w:anchor="_Toc240357509" w:history="1">
+          <w:hyperlink w:anchor="_Toc240368778" w:history="1">
             <w:r>
               <w:rPr>
                 <w:rStyle w:val="Hyperlink"/>
@@ -467,7 +531,7 @@
                 <w:bCs/>
                 <w:noProof/>
               </w:rPr>
-              <w:t>5.2 Sicherheitsabfrage beim Absenden</w:t>
+              <w:t>6.2 Sicherheitsabfrage beim Absenden</w:t>
             </w:r>
             <w:r>
               <w:rPr>
@@ -485,7 +549,7 @@
               <w:rPr>
                 <w:noProof/>
               </w:rPr>
-              <w:instrText xml:space="preserve"> PAGEREF _Toc240357509 \h </w:instrText>
+              <w:instrText xml:space="preserve"> PAGEREF _Toc240368778 \h </w:instrText>
             </w:r>
             <w:r>
               <w:rPr>
@@ -502,7 +566,7 @@
               <w:rPr>
                 <w:noProof/>
               </w:rPr>
-              <w:t>6</w:t>
+              <w:t>7</w:t>
             </w:r>
             <w:r>
               <w:rPr>
@@ -523,7 +587,7 @@
               <w:noProof/>
             </w:rPr>
           </w:pPr>
-          <w:hyperlink w:anchor="_Toc240357510" w:history="1">
+          <w:hyperlink w:anchor="_Toc240368779" w:history="1">
             <w:r>
               <w:rPr>
                 <w:rStyle w:val="Hyperlink"/>
@@ -531,7 +595,7 @@
                 <w:bCs/>
                 <w:noProof/>
               </w:rPr>
-              <w:t>5.3 Bestätigung auf der Warteliste</w:t>
+              <w:t>6.3 Bestätigung auf der Warteliste</w:t>
             </w:r>
             <w:r>
               <w:rPr>
@@ -549,7 +613,7 @@
               <w:rPr>
                 <w:noProof/>
               </w:rPr>
-              <w:instrText xml:space="preserve"> PAGEREF _Toc240357510 \h </w:instrText>
+              <w:instrText xml:space="preserve"> PAGEREF _Toc240368779 \h </w:instrText>
             </w:r>
             <w:r>
               <w:rPr>
@@ -566,7 +630,7 @@
               <w:rPr>
                 <w:noProof/>
               </w:rPr>
-              <w:t>7</w:t>
+              <w:t>8</w:t>
             </w:r>
             <w:r>
               <w:rPr>
@@ -587,7 +651,7 @@
               <w:noProof/>
             </w:rPr>
           </w:pPr>
-          <w:hyperlink w:anchor="_Toc240357511" w:history="1">
+          <w:hyperlink w:anchor="_Toc240368780" w:history="1">
             <w:r>
               <w:rPr>
                 <w:rStyle w:val="Hyperlink"/>
@@ -595,7 +659,7 @@
                 <w:bCs/>
                 <w:noProof/>
               </w:rPr>
-              <w:t>6. Kurz zusammengefasst</w:t>
+              <w:t>7. Kurz zusammengefasst</w:t>
             </w:r>
             <w:r>
               <w:rPr>
@@ -613,7 +677,7 @@
               <w:rPr>
                 <w:noProof/>
               </w:rPr>
-              <w:instrText xml:space="preserve"> PAGEREF _Toc240357511 \h </w:instrText>
+              <w:instrText xml:space="preserve"> PAGEREF _Toc240368780 \h </w:instrText>
             </w:r>
             <w:r>
               <w:rPr>
@@ -630,7 +694,7 @@
               <w:rPr>
                 <w:noProof/>
               </w:rPr>
-              <w:t>7</w:t>
+              <w:t>8</w:t>
             </w:r>
             <w:r>
               <w:rPr>
@@ -659,7 +723,7 @@
         <w:keepLines/>
         <w:spacing w:before="300" w:after="150"/>
       </w:pPr>
-      <w:bookmarkStart w:id="0" w:name="_Toc240357503"/>
+      <w:bookmarkStart w:id="0" w:name="_Toc240368771"/>
       <w:r>
         <w:rPr>
           <w:b/>
@@ -690,7 +754,7 @@
           <w:noProof/>
         </w:rPr>
         <w:drawing>
-          <wp:inline distT="0" distB="0" distL="0" distR="0" wp14:anchorId="25FEDD66" wp14:editId="3D80684C">
+          <wp:inline distT="0" distB="0" distL="0" distR="0" wp14:anchorId="6EABA92B" wp14:editId="4A85B734">
             <wp:extent cx="4381500" cy="3981450"/>
             <wp:effectExtent l="0" t="0" r="0" b="0"/>
             <wp:docPr id="1" name="Grafik 1"/>
@@ -1053,7 +1117,7 @@
         <w:keepLines/>
         <w:spacing w:before="300" w:after="150"/>
       </w:pPr>
-      <w:bookmarkStart w:id="1" w:name="_Toc240357504"/>
+      <w:bookmarkStart w:id="1" w:name="_Toc240368772"/>
       <w:r>
         <w:rPr>
           <w:b/>
@@ -1061,7 +1125,7 @@
           <w:color w:val="7E2F28"/>
         </w:rPr>
         <w:lastRenderedPageBreak/>
-        <w:t>2. Schritt 1: Optionen wählen und Kontaktdaten eingeben</w:t>
+        <w:t>2. Navigation und Kontakt</w:t>
       </w:r>
       <w:bookmarkEnd w:id="1"/>
     </w:p>
@@ -1071,10 +1135,10 @@
         <w:spacing w:after="160"/>
       </w:pPr>
       <w:r>
-        <w:t xml:space="preserve">Im ersten Schritt werden die </w:t>
-      </w:r>
-      <w:r>
-        <w:t>gewünschten Programmpunkte ausgewählt, ergänzende Hinweise gelesen und die persönlichen Daten eingetragen.</w:t>
+        <w:t>Direkt nach den allgemeinen Infotexten – noch vor dem eigen</w:t>
+      </w:r>
+      <w:r>
+        <w:t>tlichen Anmeldebereich – folgt der Navigation-Block mit Wegbeschreibung, Anfahrtsplan und Kontaktangabe.</w:t>
       </w:r>
     </w:p>
     <w:p>
@@ -1087,7 +1151,7 @@
           <w:noProof/>
         </w:rPr>
         <w:drawing>
-          <wp:inline distT="0" distB="0" distL="0" distR="0" wp14:anchorId="022E0813" wp14:editId="3AF879EC">
+          <wp:inline distT="0" distB="0" distL="0" distR="0" wp14:anchorId="06D224FA" wp14:editId="46E1518D">
             <wp:extent cx="4381500" cy="3981450"/>
             <wp:effectExtent l="0" t="0" r="0" b="0"/>
             <wp:docPr id="2" name="Grafik 2"/>
@@ -1277,7 +1341,7 @@
                 <w:b/>
                 <w:bCs/>
               </w:rPr>
-              <w:t>Kapazitätshinweis</w:t>
+              <w:t>Wegbeschreibung</w:t>
             </w:r>
           </w:p>
         </w:tc>
@@ -1293,10 +1357,7 @@
           </w:tcPr>
           <w:p>
             <w:r>
-              <w:t>Zeigt an, wie viele Plätze noch frei sind (z. B. „Noch 3 von 5 Plätzen frei.“). Erscheint nur, wenn im Admin-Bereich eine Höchstteilnehmerzahl hinterlegt ist. Ist die Veranstaltung ausgebucht, erscheint hier stattdessen ein Warteliste-Hinweis (siehe Abschn</w:t>
-            </w:r>
-            <w:r>
-              <w:t>itt 5).</w:t>
+              <w:t>Anreise mit ÖPNV: nächster Bahnhof und Bushaltestellen mit Entfernungsangaben.</w:t>
             </w:r>
           </w:p>
         </w:tc>
@@ -1352,7 +1413,7 @@
                 <w:b/>
                 <w:bCs/>
               </w:rPr>
-              <w:t>Optionen-Liste</w:t>
+              <w:t>Anfahrtsplan</w:t>
             </w:r>
           </w:p>
         </w:tc>
@@ -1368,7 +1429,7 @@
           </w:tcPr>
           <w:p>
             <w:r>
-              <w:t>Alle buchbaren Programmpunkte (z. B. Übernachtung mit Vollpension) mit jeweiligem Preis. Es können beliebig viele Optionen gleichzeitig angehakt werden – auch keine.</w:t>
+              <w:t>Stilisierte Karte mit Bahnhof, Bushaltestellen, Fußweg und Zielpunkt – erscheint rechts neben der Wegbeschreibung.</w:t>
             </w:r>
           </w:p>
         </w:tc>
@@ -1424,7 +1485,7 @@
                 <w:b/>
                 <w:bCs/>
               </w:rPr>
-              <w:t>Zusatzhinweise</w:t>
+              <w:t>Google-Maps-Link</w:t>
             </w:r>
           </w:p>
         </w:tc>
@@ -1440,10 +1501,7 @@
           </w:tcPr>
           <w:p>
             <w:r>
-              <w:t>Frei redigierbare Zusatztexte direkt nach der Optionsliste, z. B. für So</w:t>
-            </w:r>
-            <w:r>
-              <w:t>nderfälle wie „Nur Céilís: auf Anfrage“ oder Hinweise zu Änderungen.</w:t>
+              <w:t>Öffnet die Zielangabe direkt in Google Maps, in einem neuen Tab.</w:t>
             </w:r>
           </w:p>
         </w:tc>
@@ -1499,7 +1557,7 @@
                 <w:b/>
                 <w:bCs/>
               </w:rPr>
-              <w:t>Navigation</w:t>
+              <w:t>Kontakt</w:t>
             </w:r>
           </w:p>
         </w:tc>
@@ -1515,79 +1573,7 @@
           </w:tcPr>
           <w:p>
             <w:r>
-              <w:t>Ebenfalls ein frei redigierbarer Zusatztext: Anfahrtsbeschreibung, ein Link zur Zielangabe bei Google Maps und eine Kontakt-E-Mail-Adresse – anklickbar bzw. per Klick direkt als E-Mail zu öffnen.</w:t>
-            </w:r>
-          </w:p>
-        </w:tc>
-      </w:tr>
-      <w:tr>
-        <w:tblPrEx>
-          <w:tblCellMar>
-            <w:top w:w="0" w:type="dxa"/>
-            <w:bottom w:w="0" w:type="dxa"/>
-          </w:tblCellMar>
-        </w:tblPrEx>
-        <w:trPr>
-          <w:cantSplit/>
-        </w:trPr>
-        <w:tc>
-          <w:tcPr>
-            <w:tcW w:w="700" w:type="dxa"/>
-            <w:shd w:val="clear" w:color="auto" w:fill="A3423A"/>
-            <w:tcMar>
-              <w:top w:w="80" w:type="dxa"/>
-              <w:left w:w="100" w:type="dxa"/>
-              <w:bottom w:w="80" w:type="dxa"/>
-              <w:right w:w="100" w:type="dxa"/>
-            </w:tcMar>
-          </w:tcPr>
-          <w:p>
-            <w:pPr>
-              <w:jc w:val="center"/>
-            </w:pPr>
-            <w:r>
-              <w:rPr>
-                <w:b/>
-                <w:bCs/>
-                <w:color w:val="FFFFFF"/>
-              </w:rPr>
-              <w:t>5</w:t>
-            </w:r>
-          </w:p>
-        </w:tc>
-        <w:tc>
-          <w:tcPr>
-            <w:tcW w:w="2600" w:type="dxa"/>
-            <w:tcMar>
-              <w:top w:w="80" w:type="dxa"/>
-              <w:left w:w="100" w:type="dxa"/>
-              <w:bottom w:w="80" w:type="dxa"/>
-              <w:right w:w="100" w:type="dxa"/>
-            </w:tcMar>
-          </w:tcPr>
-          <w:p>
-            <w:r>
-              <w:rPr>
-                <w:b/>
-                <w:bCs/>
-              </w:rPr>
-              <w:t>Kontaktformular</w:t>
-            </w:r>
-          </w:p>
-        </w:tc>
-        <w:tc>
-          <w:tcPr>
-            <w:tcW w:w="6000" w:type="dxa"/>
-            <w:tcMar>
-              <w:top w:w="80" w:type="dxa"/>
-              <w:left w:w="100" w:type="dxa"/>
-              <w:bottom w:w="80" w:type="dxa"/>
-              <w:right w:w="100" w:type="dxa"/>
-            </w:tcMar>
-          </w:tcPr>
-          <w:p>
-            <w:r>
-              <w:t>Pflichtfelder: Anzahl Besucher, Name, E-Mail.</w:t>
+              <w:t>E-Mail-Adresse, anklickbar – öffnet direkt das E-Mail-Programm.</w:t>
             </w:r>
           </w:p>
         </w:tc>
@@ -1600,7 +1586,7 @@
         <w:keepLines/>
         <w:spacing w:before="300" w:after="150"/>
       </w:pPr>
-      <w:bookmarkStart w:id="2" w:name="_Toc240357505"/>
+      <w:bookmarkStart w:id="2" w:name="_Toc240368773"/>
       <w:r>
         <w:rPr>
           <w:b/>
@@ -1608,7 +1594,7 @@
           <w:color w:val="7E2F28"/>
         </w:rPr>
         <w:lastRenderedPageBreak/>
-        <w:t>3. Schritt 2: Übersicht prüfen</w:t>
+        <w:t>3. Schritt 1: Optionen wählen und Kontaktdaten eingeben</w:t>
       </w:r>
       <w:bookmarkEnd w:id="2"/>
     </w:p>
@@ -1618,10 +1604,7 @@
         <w:spacing w:after="160"/>
       </w:pPr>
       <w:r>
-        <w:t>Nach „Weiter“ erscheint eine Zusammenfassung aller Angaben mit dem berechneten Gesamtpreis – hier lässt sich alles noch einmal kontrollieren, bevor die Anmeldung tatsächlich abge</w:t>
-      </w:r>
-      <w:r>
-        <w:t>schickt wird.</w:t>
+        <w:t>Im ersten Schritt werden die gewünschten Programmpunkte ausgewählt, ergänzende Hinweise gelesen und die persönlichen Daten eingetragen.</w:t>
       </w:r>
     </w:p>
     <w:p>
@@ -1634,7 +1617,7 @@
           <w:noProof/>
         </w:rPr>
         <w:drawing>
-          <wp:inline distT="0" distB="0" distL="0" distR="0" wp14:anchorId="696A3557" wp14:editId="2A8D3CF3">
+          <wp:inline distT="0" distB="0" distL="0" distR="0" wp14:anchorId="4D027A0B" wp14:editId="7310E071">
             <wp:extent cx="4381500" cy="3981450"/>
             <wp:effectExtent l="0" t="0" r="0" b="0"/>
             <wp:docPr id="3" name="Grafik 3"/>
@@ -1824,7 +1807,7 @@
                 <w:b/>
                 <w:bCs/>
               </w:rPr>
-              <w:t>Kontaktdaten</w:t>
+              <w:t>Kapazitätshinweis</w:t>
             </w:r>
           </w:p>
         </w:tc>
@@ -1840,7 +1823,10 @@
           </w:tcPr>
           <w:p>
             <w:r>
-              <w:t>Name, E-Mail und Anzahl Besucher wie im vorherigen Schritt eingegeben.</w:t>
+              <w:t>Zeigt an, wie viele Plätze noch frei sind (z. B. „Noch 3 von 5 Plätzen frei</w:t>
+            </w:r>
+            <w:r>
+              <w:t>.“). Erscheint nur, wenn im Admin-Bereich eine Höchstteilnehmerzahl hinterlegt ist. Ist die Veranstaltung ausgebucht, erscheint hier stattdessen ein Warteliste-Hinweis (siehe Abschnitt 6).</w:t>
             </w:r>
           </w:p>
         </w:tc>
@@ -1896,7 +1882,7 @@
                 <w:b/>
                 <w:bCs/>
               </w:rPr>
-              <w:t>Ausgewählte Optionen</w:t>
+              <w:t>Optionen-Liste</w:t>
             </w:r>
           </w:p>
         </w:tc>
@@ -1912,7 +1898,7 @@
           </w:tcPr>
           <w:p>
             <w:r>
-              <w:t>Liste der angehakten Programmpunkte mit Einzelpreisen.</w:t>
+              <w:t>Alle buchbaren Programmpunkte (z. B. Übernachtung mit Vollpension) mit jeweiligem Preis. Es können beliebig viele Optionen gleichzeitig angehakt werden – auch keine.</w:t>
             </w:r>
           </w:p>
         </w:tc>
@@ -1968,7 +1954,7 @@
                 <w:b/>
                 <w:bCs/>
               </w:rPr>
-              <w:t>Gesamtpreis</w:t>
+              <w:t>Zusatzhinweis</w:t>
             </w:r>
           </w:p>
         </w:tc>
@@ -1984,7 +1970,10 @@
           </w:tcPr>
           <w:p>
             <w:r>
-              <w:t>Automatisch berechnete Summe aller ausgewählten Optionen.</w:t>
+              <w:t>Frei redigierbarer Zusatztext direkt nach der Optionsliste, z. B. für Son</w:t>
+            </w:r>
+            <w:r>
+              <w:t>derfälle wie „Nur Céilís: auf Anfrage“ oder Hinweise zu Änderungen.</w:t>
             </w:r>
           </w:p>
         </w:tc>
@@ -2040,7 +2029,7 @@
                 <w:b/>
                 <w:bCs/>
               </w:rPr>
-              <w:t>Abbrechen</w:t>
+              <w:t>Kontaktformular</w:t>
             </w:r>
           </w:p>
         </w:tc>
@@ -2056,151 +2045,7 @@
           </w:tcPr>
           <w:p>
             <w:r>
-              <w:t>Setzt die gesamte Anmeldung zurück – es wird nichts gesendet, und es entstehen keine Einträge.</w:t>
-            </w:r>
-          </w:p>
-        </w:tc>
-      </w:tr>
-      <w:tr>
-        <w:tblPrEx>
-          <w:tblCellMar>
-            <w:top w:w="0" w:type="dxa"/>
-            <w:bottom w:w="0" w:type="dxa"/>
-          </w:tblCellMar>
-        </w:tblPrEx>
-        <w:trPr>
-          <w:cantSplit/>
-        </w:trPr>
-        <w:tc>
-          <w:tcPr>
-            <w:tcW w:w="700" w:type="dxa"/>
-            <w:shd w:val="clear" w:color="auto" w:fill="A3423A"/>
-            <w:tcMar>
-              <w:top w:w="80" w:type="dxa"/>
-              <w:left w:w="100" w:type="dxa"/>
-              <w:bottom w:w="80" w:type="dxa"/>
-              <w:right w:w="100" w:type="dxa"/>
-            </w:tcMar>
-          </w:tcPr>
-          <w:p>
-            <w:pPr>
-              <w:jc w:val="center"/>
-            </w:pPr>
-            <w:r>
-              <w:rPr>
-                <w:b/>
-                <w:bCs/>
-                <w:color w:val="FFFFFF"/>
-              </w:rPr>
-              <w:t>5</w:t>
-            </w:r>
-          </w:p>
-        </w:tc>
-        <w:tc>
-          <w:tcPr>
-            <w:tcW w:w="2600" w:type="dxa"/>
-            <w:tcMar>
-              <w:top w:w="80" w:type="dxa"/>
-              <w:left w:w="100" w:type="dxa"/>
-              <w:bottom w:w="80" w:type="dxa"/>
-              <w:right w:w="100" w:type="dxa"/>
-            </w:tcMar>
-          </w:tcPr>
-          <w:p>
-            <w:r>
-              <w:rPr>
-                <w:b/>
-                <w:bCs/>
-              </w:rPr>
-              <w:t>Zurück</w:t>
-            </w:r>
-          </w:p>
-        </w:tc>
-        <w:tc>
-          <w:tcPr>
-            <w:tcW w:w="6000" w:type="dxa"/>
-            <w:tcMar>
-              <w:top w:w="80" w:type="dxa"/>
-              <w:left w:w="100" w:type="dxa"/>
-              <w:bottom w:w="80" w:type="dxa"/>
-              <w:right w:w="100" w:type="dxa"/>
-            </w:tcMar>
-          </w:tcPr>
-          <w:p>
-            <w:r>
-              <w:t>Zurück zu Schritt 1, um Optionen oder Kontaktdaten zu ändern. Alle bisherigen Eingaben bleiben erhalten.</w:t>
-            </w:r>
-          </w:p>
-        </w:tc>
-      </w:tr>
-      <w:tr>
-        <w:tblPrEx>
-          <w:tblCellMar>
-            <w:top w:w="0" w:type="dxa"/>
-            <w:bottom w:w="0" w:type="dxa"/>
-          </w:tblCellMar>
-        </w:tblPrEx>
-        <w:trPr>
-          <w:cantSplit/>
-        </w:trPr>
-        <w:tc>
-          <w:tcPr>
-            <w:tcW w:w="700" w:type="dxa"/>
-            <w:shd w:val="clear" w:color="auto" w:fill="A3423A"/>
-            <w:tcMar>
-              <w:top w:w="80" w:type="dxa"/>
-              <w:left w:w="100" w:type="dxa"/>
-              <w:bottom w:w="80" w:type="dxa"/>
-              <w:right w:w="100" w:type="dxa"/>
-            </w:tcMar>
-          </w:tcPr>
-          <w:p>
-            <w:pPr>
-              <w:jc w:val="center"/>
-            </w:pPr>
-            <w:r>
-              <w:rPr>
-                <w:b/>
-                <w:bCs/>
-                <w:color w:val="FFFFFF"/>
-              </w:rPr>
-              <w:t>6</w:t>
-            </w:r>
-          </w:p>
-        </w:tc>
-        <w:tc>
-          <w:tcPr>
-            <w:tcW w:w="2600" w:type="dxa"/>
-            <w:tcMar>
-              <w:top w:w="80" w:type="dxa"/>
-              <w:left w:w="100" w:type="dxa"/>
-              <w:bottom w:w="80" w:type="dxa"/>
-              <w:right w:w="100" w:type="dxa"/>
-            </w:tcMar>
-          </w:tcPr>
-          <w:p>
-            <w:r>
-              <w:rPr>
-                <w:b/>
-                <w:bCs/>
-              </w:rPr>
-              <w:t>Anmeldung senden</w:t>
-            </w:r>
-          </w:p>
-        </w:tc>
-        <w:tc>
-          <w:tcPr>
-            <w:tcW w:w="6000" w:type="dxa"/>
-            <w:tcMar>
-              <w:top w:w="80" w:type="dxa"/>
-              <w:left w:w="100" w:type="dxa"/>
-              <w:bottom w:w="80" w:type="dxa"/>
-              <w:right w:w="100" w:type="dxa"/>
-            </w:tcMar>
-          </w:tcPr>
-          <w:p>
-            <w:r>
-              <w:t>Schickt die Anmeldung endgültig ab. Erst mit diesem Klick wird die Anmeldung gespeichert und eine E-Mail vorbereitet.</w:t>
+              <w:t>Pflichtfelder: Anzahl Besucher, Name, E-Mail.</w:t>
             </w:r>
           </w:p>
         </w:tc>
@@ -2213,7 +2058,7 @@
         <w:keepLines/>
         <w:spacing w:before="300" w:after="150"/>
       </w:pPr>
-      <w:bookmarkStart w:id="3" w:name="_Toc240357506"/>
+      <w:bookmarkStart w:id="3" w:name="_Toc240368774"/>
       <w:r>
         <w:rPr>
           <w:b/>
@@ -2221,15 +2066,7 @@
           <w:color w:val="7E2F28"/>
         </w:rPr>
         <w:lastRenderedPageBreak/>
-        <w:t>4. Schritt 3</w:t>
-      </w:r>
-      <w:r>
-        <w:rPr>
-          <w:b/>
-          <w:bCs/>
-          <w:color w:val="7E2F28"/>
-        </w:rPr>
-        <w:t>: Bestätigung</w:t>
+        <w:t>4. Schritt 2: Übersicht prüfen</w:t>
       </w:r>
       <w:bookmarkEnd w:id="3"/>
     </w:p>
@@ -2239,7 +2076,7 @@
         <w:spacing w:after="160"/>
       </w:pPr>
       <w:r>
-        <w:t>Nach dem Absenden erscheint eine Bestätigung, und es öffnet sich automatisch das E-Mail-Programm mit einer vorausgefüllten Anmeldemail.</w:t>
+        <w:t>Nach „Weiter“ erscheint eine Zusammenfassung aller Angaben mit dem berechneten Gesamtpreis – hier lässt sich alles noch einmal kontrollieren, bevor die Anmeldung tatsächlich abgeschickt wird.</w:t>
       </w:r>
     </w:p>
     <w:p>
@@ -2252,7 +2089,7 @@
           <w:noProof/>
         </w:rPr>
         <w:drawing>
-          <wp:inline distT="0" distB="0" distL="0" distR="0" wp14:anchorId="0767F0CD" wp14:editId="398D96A1">
+          <wp:inline distT="0" distB="0" distL="0" distR="0" wp14:anchorId="697F5731" wp14:editId="5540F4A7">
             <wp:extent cx="4381500" cy="3981450"/>
             <wp:effectExtent l="0" t="0" r="0" b="0"/>
             <wp:docPr id="4" name="Grafik 4"/>
@@ -2442,7 +2279,7 @@
                 <w:b/>
                 <w:bCs/>
               </w:rPr>
-              <w:t>Statusmeldung</w:t>
+              <w:t>Kontaktdaten</w:t>
             </w:r>
           </w:p>
         </w:tc>
@@ -2458,7 +2295,10 @@
           </w:tcPr>
           <w:p>
             <w:r>
-              <w:t>Bestätigt, dass die Anmeldung erfolgreich war („Du bist angemeldet!“).</w:t>
+              <w:t xml:space="preserve">Name, E-Mail und Anzahl </w:t>
+            </w:r>
+            <w:r>
+              <w:t>Besucher wie im vorherigen Schritt eingegeben.</w:t>
             </w:r>
           </w:p>
         </w:tc>
@@ -2514,7 +2354,7 @@
                 <w:b/>
                 <w:bCs/>
               </w:rPr>
-              <w:t>Hinweistext</w:t>
+              <w:t>Ausgewählte Optionen</w:t>
             </w:r>
           </w:p>
         </w:tc>
@@ -2530,7 +2370,7 @@
           </w:tcPr>
           <w:p>
             <w:r>
-              <w:t>Erklärt den folgenden Textblock: Falls sich kein E-Mail-Programm automatisch öffnet, kann die Anmeldung auch manuell verschickt werden.</w:t>
+              <w:t>Liste der angehakten Programmpunkte mit Einzelpreisen.</w:t>
             </w:r>
           </w:p>
         </w:tc>
@@ -2586,7 +2426,7 @@
                 <w:b/>
                 <w:bCs/>
               </w:rPr>
-              <w:t>Vorausgefüllter Text</w:t>
+              <w:t>Gesamtpreis</w:t>
             </w:r>
           </w:p>
         </w:tc>
@@ -2602,10 +2442,7 @@
           </w:tcPr>
           <w:p>
             <w:r>
-              <w:t>Enthält Betreff und vollständigen Text der Anmeldemail (Name, E-Mail, Besucherzahl, Optionen, Ge</w:t>
-            </w:r>
-            <w:r>
-              <w:t>samtpreis) – bereit zum Kopieren.</w:t>
+              <w:t>Automatisch berechnete Summe aller ausgewählten Optionen.</w:t>
             </w:r>
           </w:p>
         </w:tc>
@@ -2661,7 +2498,7 @@
                 <w:b/>
                 <w:bCs/>
               </w:rPr>
-              <w:t>Text kopieren</w:t>
+              <w:t>Abbrechen</w:t>
             </w:r>
           </w:p>
         </w:tc>
@@ -2677,17 +2514,156 @@
           </w:tcPr>
           <w:p>
             <w:r>
-              <w:t>Kopiert den kompletten Text in die Zwischenablage, um ihn z. B. manuell in eine E-Mail einzufügen.</w:t>
+              <w:t>Setzt die gesamte Anmeldung zurück – es wird nichts gesendet, und es entstehen keine Einträge.</w:t>
+            </w:r>
+          </w:p>
+        </w:tc>
+      </w:tr>
+      <w:tr>
+        <w:tblPrEx>
+          <w:tblCellMar>
+            <w:top w:w="0" w:type="dxa"/>
+            <w:bottom w:w="0" w:type="dxa"/>
+          </w:tblCellMar>
+        </w:tblPrEx>
+        <w:trPr>
+          <w:cantSplit/>
+        </w:trPr>
+        <w:tc>
+          <w:tcPr>
+            <w:tcW w:w="700" w:type="dxa"/>
+            <w:shd w:val="clear" w:color="auto" w:fill="A3423A"/>
+            <w:tcMar>
+              <w:top w:w="80" w:type="dxa"/>
+              <w:left w:w="100" w:type="dxa"/>
+              <w:bottom w:w="80" w:type="dxa"/>
+              <w:right w:w="100" w:type="dxa"/>
+            </w:tcMar>
+          </w:tcPr>
+          <w:p>
+            <w:pPr>
+              <w:jc w:val="center"/>
+            </w:pPr>
+            <w:r>
+              <w:rPr>
+                <w:b/>
+                <w:bCs/>
+                <w:color w:val="FFFFFF"/>
+              </w:rPr>
+              <w:t>5</w:t>
+            </w:r>
+          </w:p>
+        </w:tc>
+        <w:tc>
+          <w:tcPr>
+            <w:tcW w:w="2600" w:type="dxa"/>
+            <w:tcMar>
+              <w:top w:w="80" w:type="dxa"/>
+              <w:left w:w="100" w:type="dxa"/>
+              <w:bottom w:w="80" w:type="dxa"/>
+              <w:right w:w="100" w:type="dxa"/>
+            </w:tcMar>
+          </w:tcPr>
+          <w:p>
+            <w:r>
+              <w:rPr>
+                <w:b/>
+                <w:bCs/>
+              </w:rPr>
+              <w:t>Zurück</w:t>
+            </w:r>
+          </w:p>
+        </w:tc>
+        <w:tc>
+          <w:tcPr>
+            <w:tcW w:w="6000" w:type="dxa"/>
+            <w:tcMar>
+              <w:top w:w="80" w:type="dxa"/>
+              <w:left w:w="100" w:type="dxa"/>
+              <w:bottom w:w="80" w:type="dxa"/>
+              <w:right w:w="100" w:type="dxa"/>
+            </w:tcMar>
+          </w:tcPr>
+          <w:p>
+            <w:r>
+              <w:t>Zurück zu Schritt 1, um Optionen oder Kontaktdaten zu ändern. Alle bisherigen Eingaben bleiben erhalten.</w:t>
+            </w:r>
+          </w:p>
+        </w:tc>
+      </w:tr>
+      <w:tr>
+        <w:tblPrEx>
+          <w:tblCellMar>
+            <w:top w:w="0" w:type="dxa"/>
+            <w:bottom w:w="0" w:type="dxa"/>
+          </w:tblCellMar>
+        </w:tblPrEx>
+        <w:trPr>
+          <w:cantSplit/>
+        </w:trPr>
+        <w:tc>
+          <w:tcPr>
+            <w:tcW w:w="700" w:type="dxa"/>
+            <w:shd w:val="clear" w:color="auto" w:fill="A3423A"/>
+            <w:tcMar>
+              <w:top w:w="80" w:type="dxa"/>
+              <w:left w:w="100" w:type="dxa"/>
+              <w:bottom w:w="80" w:type="dxa"/>
+              <w:right w:w="100" w:type="dxa"/>
+            </w:tcMar>
+          </w:tcPr>
+          <w:p>
+            <w:pPr>
+              <w:jc w:val="center"/>
+            </w:pPr>
+            <w:r>
+              <w:rPr>
+                <w:b/>
+                <w:bCs/>
+                <w:color w:val="FFFFFF"/>
+              </w:rPr>
+              <w:t>6</w:t>
+            </w:r>
+          </w:p>
+        </w:tc>
+        <w:tc>
+          <w:tcPr>
+            <w:tcW w:w="2600" w:type="dxa"/>
+            <w:tcMar>
+              <w:top w:w="80" w:type="dxa"/>
+              <w:left w:w="100" w:type="dxa"/>
+              <w:bottom w:w="80" w:type="dxa"/>
+              <w:right w:w="100" w:type="dxa"/>
+            </w:tcMar>
+          </w:tcPr>
+          <w:p>
+            <w:r>
+              <w:rPr>
+                <w:b/>
+                <w:bCs/>
+              </w:rPr>
+              <w:t>Anmeldung senden</w:t>
+            </w:r>
+          </w:p>
+        </w:tc>
+        <w:tc>
+          <w:tcPr>
+            <w:tcW w:w="6000" w:type="dxa"/>
+            <w:tcMar>
+              <w:top w:w="80" w:type="dxa"/>
+              <w:left w:w="100" w:type="dxa"/>
+              <w:bottom w:w="80" w:type="dxa"/>
+              <w:right w:w="100" w:type="dxa"/>
+            </w:tcMar>
+          </w:tcPr>
+          <w:p>
+            <w:r>
+              <w:t>Schickt die Anmeldung endgültig ab. Erst mit diesem Klick wird die Anmeldung gespeichert und eine E-Mail vorbereitet.</w:t>
             </w:r>
           </w:p>
         </w:tc>
       </w:tr>
     </w:tbl>
-    <w:p>
-      <w:r>
-        <w:br w:type="page"/>
-      </w:r>
-    </w:p>
     <w:p>
       <w:pPr>
         <w:pStyle w:val="berschrift1"/>
@@ -2695,7 +2671,7 @@
         <w:keepLines/>
         <w:spacing w:before="300" w:after="150"/>
       </w:pPr>
-      <w:bookmarkStart w:id="4" w:name="_Toc240357507"/>
+      <w:bookmarkStart w:id="4" w:name="_Toc240368775"/>
       <w:r>
         <w:rPr>
           <w:b/>
@@ -2703,43 +2679,9 @@
           <w:color w:val="7E2F28"/>
         </w:rPr>
         <w:lastRenderedPageBreak/>
-        <w:t>5. Sonderfall: Warteliste</w:t>
+        <w:t>5. Schritt 3: Bestätigung</w:t>
       </w:r>
       <w:bookmarkEnd w:id="4"/>
-    </w:p>
-    <w:p>
-      <w:pPr>
-        <w:spacing w:after="160"/>
-      </w:pPr>
-      <w:r>
-        <w:t>Ist eine maximale Teilnehmerzahl hinterlegt und bereits erreicht, ändert sich der Ablauf an zwei Stellen: Es erscheint ein zusätzlicher Hinweis, und vor dem endgültigen Absenden muss die Anmeldung auf der Warteliste extra bestätigt werden.</w:t>
-      </w:r>
-    </w:p>
-    <w:p>
-      <w:pPr>
-        <w:pStyle w:val="berschrift2"/>
-        <w:keepNext/>
-        <w:keepLines/>
-        <w:spacing w:before="240" w:after="120"/>
-      </w:pPr>
-      <w:bookmarkStart w:id="5" w:name="_Toc240357508"/>
-      <w:r>
-        <w:rPr>
-          <w:b/>
-          <w:bCs/>
-          <w:color w:val="7E2F28"/>
-        </w:rPr>
-        <w:t xml:space="preserve">5.1 Hinweis auf </w:t>
-      </w:r>
-      <w:r>
-        <w:rPr>
-          <w:b/>
-          <w:bCs/>
-          <w:color w:val="7E2F28"/>
-        </w:rPr>
-        <w:t>der Anmeldeseite</w:t>
-      </w:r>
-      <w:bookmarkEnd w:id="5"/>
     </w:p>
     <w:p>
       <w:pPr>
@@ -2747,7 +2689,7 @@
         <w:spacing w:after="160"/>
       </w:pPr>
       <w:r>
-        <w:t>Ist die Veranstaltung ausgebucht, steht anstelle der freien Plätze folgender Hinweis über der Optionen-Liste:</w:t>
+        <w:t>Nach dem Absenden erscheint eine Bestätigung, und es öffnet sich automatisch das E-Mail-Programm mit einer vorausgefüllten Anmeldemail.</w:t>
       </w:r>
     </w:p>
     <w:p>
@@ -2760,7 +2702,7 @@
           <w:noProof/>
         </w:rPr>
         <w:drawing>
-          <wp:inline distT="0" distB="0" distL="0" distR="0" wp14:anchorId="07D87423" wp14:editId="15EC076F">
+          <wp:inline distT="0" distB="0" distL="0" distR="0" wp14:anchorId="37F67C31" wp14:editId="06072F42">
             <wp:extent cx="4381500" cy="3981450"/>
             <wp:effectExtent l="0" t="0" r="0" b="0"/>
             <wp:docPr id="5" name="Grafik 5"/>
@@ -2950,7 +2892,7 @@
                 <w:b/>
                 <w:bCs/>
               </w:rPr>
-              <w:t>Warteliste-Hinweis</w:t>
+              <w:t>Statusmeldung</w:t>
             </w:r>
           </w:p>
         </w:tc>
@@ -2966,61 +2908,11 @@
           </w:tcPr>
           <w:p>
             <w:r>
-              <w:t>„Die Veranstaltung ist ausgebucht – Anmeldungen kommen auf die Warteliste.“ Das Formular kann trotzdem ganz normal ausgefüllt werden.</w:t>
+              <w:t>Bestätigt, dass die Anmeldung erfolgreich war („Du bist angemeldet!“).</w:t>
             </w:r>
           </w:p>
         </w:tc>
       </w:tr>
-    </w:tbl>
-    <w:p>
-      <w:pPr>
-        <w:pStyle w:val="berschrift2"/>
-        <w:keepNext/>
-        <w:keepLines/>
-        <w:spacing w:before="240" w:after="120"/>
-      </w:pPr>
-      <w:bookmarkStart w:id="6" w:name="_Toc240357509"/>
-      <w:r>
-        <w:rPr>
-          <w:b/>
-          <w:bCs/>
-          <w:color w:val="7E2F28"/>
-        </w:rPr>
-        <w:t>5.2 Sicherheitsabfrage beim Absenden</w:t>
-      </w:r>
-      <w:bookmarkEnd w:id="6"/>
-    </w:p>
-    <w:p>
-      <w:pPr>
-        <w:spacing w:after="160"/>
-      </w:pPr>
-      <w:r>
-        <w:t xml:space="preserve">Klickt man auf der Übersichtsseite trotzdem auf „Anmeldung senden“, prüft die Seite </w:t>
-      </w:r>
-      <w:r>
-        <w:t>die aktuelle Auslastung noch einmal. Würde die eigene Anmeldung die Kapazität überschreiten, öffnet der Browser vor dem eigentlichen Versand ein Bestätigungsfenster mit exakt diesem Text:</w:t>
-      </w:r>
-    </w:p>
-    <w:tbl>
-      <w:tblPr>
-        <w:tblW w:w="9300" w:type="dxa"/>
-        <w:tblBorders>
-          <w:top w:val="single" w:sz="4" w:space="0" w:color="auto"/>
-          <w:left w:val="single" w:sz="4" w:space="0" w:color="auto"/>
-          <w:bottom w:val="single" w:sz="4" w:space="0" w:color="auto"/>
-          <w:right w:val="single" w:sz="4" w:space="0" w:color="auto"/>
-          <w:insideH w:val="single" w:sz="4" w:space="0" w:color="auto"/>
-          <w:insideV w:val="single" w:sz="4" w:space="0" w:color="auto"/>
-        </w:tblBorders>
-        <w:tblCellMar>
-          <w:left w:w="10" w:type="dxa"/>
-          <w:right w:w="10" w:type="dxa"/>
-        </w:tblCellMar>
-        <w:tblLook w:val="0000" w:firstRow="0" w:lastRow="0" w:firstColumn="0" w:lastColumn="0" w:noHBand="0" w:noVBand="0"/>
-      </w:tblPr>
-      <w:tblGrid>
-        <w:gridCol w:w="9300"/>
-      </w:tblGrid>
       <w:tr>
         <w:tblPrEx>
           <w:tblCellMar>
@@ -3033,79 +2925,244 @@
         </w:trPr>
         <w:tc>
           <w:tcPr>
-            <w:tcW w:w="9300" w:type="dxa"/>
-            <w:shd w:val="clear" w:color="auto" w:fill="F3E7D8"/>
-            <w:tcMar>
-              <w:top w:w="160" w:type="dxa"/>
-              <w:left w:w="200" w:type="dxa"/>
-              <w:bottom w:w="160" w:type="dxa"/>
-              <w:right w:w="200" w:type="dxa"/>
-            </w:tcMar>
-          </w:tcPr>
-          <w:p>
-            <w:r>
-              <w:rPr>
-                <w:i/>
-                <w:iCs/>
-              </w:rPr>
-              <w:t>„Die Veranstaltung ist ausgebucht. Deine Anmeldung würde auf die War</w:t>
-            </w:r>
-            <w:r>
-              <w:rPr>
-                <w:i/>
-                <w:iCs/>
-              </w:rPr>
-              <w:t>teliste kommen. Möchtest du dich trotzdem auf die Warteliste setzen lassen? (Abbrechen, um nichts zu senden)“</w:t>
+            <w:tcW w:w="700" w:type="dxa"/>
+            <w:shd w:val="clear" w:color="auto" w:fill="A3423A"/>
+            <w:tcMar>
+              <w:top w:w="80" w:type="dxa"/>
+              <w:left w:w="100" w:type="dxa"/>
+              <w:bottom w:w="80" w:type="dxa"/>
+              <w:right w:w="100" w:type="dxa"/>
+            </w:tcMar>
+          </w:tcPr>
+          <w:p>
+            <w:pPr>
+              <w:jc w:val="center"/>
+            </w:pPr>
+            <w:r>
+              <w:rPr>
+                <w:b/>
+                <w:bCs/>
+                <w:color w:val="FFFFFF"/>
+              </w:rPr>
+              <w:t>2</w:t>
+            </w:r>
+          </w:p>
+        </w:tc>
+        <w:tc>
+          <w:tcPr>
+            <w:tcW w:w="2600" w:type="dxa"/>
+            <w:tcMar>
+              <w:top w:w="80" w:type="dxa"/>
+              <w:left w:w="100" w:type="dxa"/>
+              <w:bottom w:w="80" w:type="dxa"/>
+              <w:right w:w="100" w:type="dxa"/>
+            </w:tcMar>
+          </w:tcPr>
+          <w:p>
+            <w:r>
+              <w:rPr>
+                <w:b/>
+                <w:bCs/>
+              </w:rPr>
+              <w:t>Hinweistext</w:t>
+            </w:r>
+          </w:p>
+        </w:tc>
+        <w:tc>
+          <w:tcPr>
+            <w:tcW w:w="6000" w:type="dxa"/>
+            <w:tcMar>
+              <w:top w:w="80" w:type="dxa"/>
+              <w:left w:w="100" w:type="dxa"/>
+              <w:bottom w:w="80" w:type="dxa"/>
+              <w:right w:w="100" w:type="dxa"/>
+            </w:tcMar>
+          </w:tcPr>
+          <w:p>
+            <w:r>
+              <w:t>Erklärt den folgenden Textblock: Falls sich kein E-Mail-Programm automatisch öffnet, kann die Anmeldung auch manuell verschickt werden.</w:t>
+            </w:r>
+          </w:p>
+        </w:tc>
+      </w:tr>
+      <w:tr>
+        <w:tblPrEx>
+          <w:tblCellMar>
+            <w:top w:w="0" w:type="dxa"/>
+            <w:bottom w:w="0" w:type="dxa"/>
+          </w:tblCellMar>
+        </w:tblPrEx>
+        <w:trPr>
+          <w:cantSplit/>
+        </w:trPr>
+        <w:tc>
+          <w:tcPr>
+            <w:tcW w:w="700" w:type="dxa"/>
+            <w:shd w:val="clear" w:color="auto" w:fill="A3423A"/>
+            <w:tcMar>
+              <w:top w:w="80" w:type="dxa"/>
+              <w:left w:w="100" w:type="dxa"/>
+              <w:bottom w:w="80" w:type="dxa"/>
+              <w:right w:w="100" w:type="dxa"/>
+            </w:tcMar>
+          </w:tcPr>
+          <w:p>
+            <w:pPr>
+              <w:jc w:val="center"/>
+            </w:pPr>
+            <w:r>
+              <w:rPr>
+                <w:b/>
+                <w:bCs/>
+                <w:color w:val="FFFFFF"/>
+              </w:rPr>
+              <w:t>3</w:t>
+            </w:r>
+          </w:p>
+        </w:tc>
+        <w:tc>
+          <w:tcPr>
+            <w:tcW w:w="2600" w:type="dxa"/>
+            <w:tcMar>
+              <w:top w:w="80" w:type="dxa"/>
+              <w:left w:w="100" w:type="dxa"/>
+              <w:bottom w:w="80" w:type="dxa"/>
+              <w:right w:w="100" w:type="dxa"/>
+            </w:tcMar>
+          </w:tcPr>
+          <w:p>
+            <w:r>
+              <w:rPr>
+                <w:b/>
+                <w:bCs/>
+              </w:rPr>
+              <w:t>Vorausgefüllter Text</w:t>
+            </w:r>
+          </w:p>
+        </w:tc>
+        <w:tc>
+          <w:tcPr>
+            <w:tcW w:w="6000" w:type="dxa"/>
+            <w:tcMar>
+              <w:top w:w="80" w:type="dxa"/>
+              <w:left w:w="100" w:type="dxa"/>
+              <w:bottom w:w="80" w:type="dxa"/>
+              <w:right w:w="100" w:type="dxa"/>
+            </w:tcMar>
+          </w:tcPr>
+          <w:p>
+            <w:r>
+              <w:t>Enthält Betreff und vollständigen Text der Anmeldemail (Name, E-Mail, Besucherzahl, Optionen, Ge</w:t>
+            </w:r>
+            <w:r>
+              <w:t>samtpreis) – bereit zum Kopieren.</w:t>
+            </w:r>
+          </w:p>
+        </w:tc>
+      </w:tr>
+      <w:tr>
+        <w:tblPrEx>
+          <w:tblCellMar>
+            <w:top w:w="0" w:type="dxa"/>
+            <w:bottom w:w="0" w:type="dxa"/>
+          </w:tblCellMar>
+        </w:tblPrEx>
+        <w:trPr>
+          <w:cantSplit/>
+        </w:trPr>
+        <w:tc>
+          <w:tcPr>
+            <w:tcW w:w="700" w:type="dxa"/>
+            <w:shd w:val="clear" w:color="auto" w:fill="A3423A"/>
+            <w:tcMar>
+              <w:top w:w="80" w:type="dxa"/>
+              <w:left w:w="100" w:type="dxa"/>
+              <w:bottom w:w="80" w:type="dxa"/>
+              <w:right w:w="100" w:type="dxa"/>
+            </w:tcMar>
+          </w:tcPr>
+          <w:p>
+            <w:pPr>
+              <w:jc w:val="center"/>
+            </w:pPr>
+            <w:r>
+              <w:rPr>
+                <w:b/>
+                <w:bCs/>
+                <w:color w:val="FFFFFF"/>
+              </w:rPr>
+              <w:t>4</w:t>
+            </w:r>
+          </w:p>
+        </w:tc>
+        <w:tc>
+          <w:tcPr>
+            <w:tcW w:w="2600" w:type="dxa"/>
+            <w:tcMar>
+              <w:top w:w="80" w:type="dxa"/>
+              <w:left w:w="100" w:type="dxa"/>
+              <w:bottom w:w="80" w:type="dxa"/>
+              <w:right w:w="100" w:type="dxa"/>
+            </w:tcMar>
+          </w:tcPr>
+          <w:p>
+            <w:r>
+              <w:rPr>
+                <w:b/>
+                <w:bCs/>
+              </w:rPr>
+              <w:t>Text kopieren</w:t>
+            </w:r>
+          </w:p>
+        </w:tc>
+        <w:tc>
+          <w:tcPr>
+            <w:tcW w:w="6000" w:type="dxa"/>
+            <w:tcMar>
+              <w:top w:w="80" w:type="dxa"/>
+              <w:left w:w="100" w:type="dxa"/>
+              <w:bottom w:w="80" w:type="dxa"/>
+              <w:right w:w="100" w:type="dxa"/>
+            </w:tcMar>
+          </w:tcPr>
+          <w:p>
+            <w:r>
+              <w:t>Kopiert den kompletten Text in die Zwischenablage, um ihn z. B. manuell in eine E-Mail einzufügen.</w:t>
             </w:r>
           </w:p>
         </w:tc>
       </w:tr>
     </w:tbl>
     <w:p>
+      <w:r>
+        <w:br w:type="page"/>
+      </w:r>
+    </w:p>
+    <w:p>
       <w:pPr>
-        <w:spacing w:after="160"/>
+        <w:pStyle w:val="berschrift1"/>
+        <w:keepNext/>
+        <w:keepLines/>
+        <w:spacing w:before="300" w:after="150"/>
       </w:pPr>
+      <w:bookmarkStart w:id="5" w:name="_Toc240368776"/>
+      <w:r>
+        <w:rPr>
+          <w:b/>
+          <w:bCs/>
+          <w:color w:val="7E2F28"/>
+        </w:rPr>
+        <w:lastRenderedPageBreak/>
+        <w:t>6. Sonderfall: Warteliste</w:t>
+      </w:r>
+      <w:bookmarkEnd w:id="5"/>
     </w:p>
     <w:p>
       <w:pPr>
         <w:spacing w:after="160"/>
       </w:pPr>
       <w:r>
-        <w:t>Zwei Möglichkeiten:</w:t>
-      </w:r>
-    </w:p>
-    <w:p>
-      <w:pPr>
-        <w:spacing w:after="80"/>
-      </w:pPr>
-      <w:r>
-        <w:rPr>
-          <w:b/>
-          <w:bCs/>
-        </w:rPr>
-        <w:lastRenderedPageBreak/>
-        <w:t xml:space="preserve">•  OK / Bestätigen: </w:t>
-      </w:r>
-      <w:r>
-        <w:t>Die Anmeldung wird als Warteliste-Eintrag gespeichert und die Bestätigungsmail vorbereitet (siehe unten).</w:t>
-      </w:r>
-    </w:p>
-    <w:p>
-      <w:pPr>
-        <w:spacing w:after="200"/>
-      </w:pPr>
-      <w:r>
-        <w:rPr>
-          <w:b/>
-          <w:bCs/>
-        </w:rPr>
-        <w:t xml:space="preserve">•  Abbrechen: </w:t>
-      </w:r>
-      <w:r>
-        <w:t>Der Vorgang wird komplett abgebrochen. Es wird nichts gespeichert und keine E-Mail vorbereitet – man bleibt einfach auf der Übersichtsse</w:t>
-      </w:r>
-      <w:r>
-        <w:t>ite und kann z. B. „Zurück“ oder „Abbrechen“ nutzen.</w:t>
+        <w:t>Ist eine maximale Teilnehmerzahl hinterlegt und bereits erreicht, ändert sich der Ablauf an zwei Stellen: Es erscheint ein zusätzlicher Hinweis, und vor dem endgültigen Absenden muss die Anmeldung auf der Warteliste extra bestätigt werden.</w:t>
       </w:r>
     </w:p>
     <w:p>
@@ -3115,16 +3172,24 @@
         <w:keepLines/>
         <w:spacing w:before="240" w:after="120"/>
       </w:pPr>
-      <w:bookmarkStart w:id="7" w:name="_Toc240357510"/>
+      <w:bookmarkStart w:id="6" w:name="_Toc240368777"/>
       <w:r>
         <w:rPr>
           <w:b/>
           <w:bCs/>
           <w:color w:val="7E2F28"/>
         </w:rPr>
-        <w:t>5.3 Bestätigung auf der Warteliste</w:t>
-      </w:r>
-      <w:bookmarkEnd w:id="7"/>
+        <w:t xml:space="preserve">6.1 Hinweis auf </w:t>
+      </w:r>
+      <w:r>
+        <w:rPr>
+          <w:b/>
+          <w:bCs/>
+          <w:color w:val="7E2F28"/>
+        </w:rPr>
+        <w:t>der Anmeldeseite</w:t>
+      </w:r>
+      <w:bookmarkEnd w:id="6"/>
     </w:p>
     <w:p>
       <w:pPr>
@@ -3132,10 +3197,7 @@
         <w:spacing w:after="160"/>
       </w:pPr>
       <w:r>
-        <w:t xml:space="preserve">Nach Bestätigung des Dialogs erscheint eine eigene Meldung, die deutlich macht, dass es sich um eine Warteliste-Anmeldung handelt – auch im vorausgefüllten E-Mail-Text </w:t>
-      </w:r>
-      <w:r>
-        <w:t>ist das vermerkt:</w:t>
+        <w:t>Ist die Veranstaltung ausgebucht, steht anstelle der freien Plätze folgender Hinweis über der Optionen-Liste:</w:t>
       </w:r>
     </w:p>
     <w:p>
@@ -3148,7 +3210,7 @@
           <w:noProof/>
         </w:rPr>
         <w:drawing>
-          <wp:inline distT="0" distB="0" distL="0" distR="0" wp14:anchorId="1AE5E0F4" wp14:editId="7FF3A9E2">
+          <wp:inline distT="0" distB="0" distL="0" distR="0" wp14:anchorId="5CACA714" wp14:editId="66929BA1">
             <wp:extent cx="4381500" cy="3981450"/>
             <wp:effectExtent l="0" t="0" r="0" b="0"/>
             <wp:docPr id="6" name="Grafik 6"/>
@@ -3338,7 +3400,7 @@
                 <w:b/>
                 <w:bCs/>
               </w:rPr>
-              <w:t>Warteliste-Statusmeldung</w:t>
+              <w:t>Warteliste-Hinweis</w:t>
             </w:r>
           </w:p>
         </w:tc>
@@ -3354,7 +3416,323 @@
           </w:tcPr>
           <w:p>
             <w:r>
-              <w:t>„Die Veranstaltung ist ausgebucht – du wurdest auf die Warteliste gesetzt.“ Unterscheidet sich bewusst von der normalen Bestätigungsmeldung.</w:t>
+              <w:t>„Die Veranstaltung ist ausgebucht – Anmeldungen kommen auf die Warteliste.“ Das Formular kann trotzdem ganz normal ausgefüllt werden.</w:t>
+            </w:r>
+          </w:p>
+        </w:tc>
+      </w:tr>
+    </w:tbl>
+    <w:p>
+      <w:pPr>
+        <w:pStyle w:val="berschrift2"/>
+        <w:keepNext/>
+        <w:keepLines/>
+        <w:spacing w:before="240" w:after="120"/>
+      </w:pPr>
+      <w:bookmarkStart w:id="7" w:name="_Toc240368778"/>
+      <w:r>
+        <w:rPr>
+          <w:b/>
+          <w:bCs/>
+          <w:color w:val="7E2F28"/>
+        </w:rPr>
+        <w:t>6.2 Sicherheitsabfrage beim Absenden</w:t>
+      </w:r>
+      <w:bookmarkEnd w:id="7"/>
+    </w:p>
+    <w:p>
+      <w:pPr>
+        <w:spacing w:after="160"/>
+      </w:pPr>
+      <w:r>
+        <w:t xml:space="preserve">Klickt man auf der Übersichtsseite trotzdem auf „Anmeldung senden“, prüft die Seite </w:t>
+      </w:r>
+      <w:r>
+        <w:t>die aktuelle Auslastung noch einmal. Würde die eigene Anmeldung die Kapazität überschreiten, öffnet der Browser vor dem eigentlichen Versand ein Bestätigungsfenster mit exakt diesem Text:</w:t>
+      </w:r>
+    </w:p>
+    <w:tbl>
+      <w:tblPr>
+        <w:tblW w:w="9300" w:type="dxa"/>
+        <w:tblBorders>
+          <w:top w:val="single" w:sz="4" w:space="0" w:color="auto"/>
+          <w:left w:val="single" w:sz="4" w:space="0" w:color="auto"/>
+          <w:bottom w:val="single" w:sz="4" w:space="0" w:color="auto"/>
+          <w:right w:val="single" w:sz="4" w:space="0" w:color="auto"/>
+          <w:insideH w:val="single" w:sz="4" w:space="0" w:color="auto"/>
+          <w:insideV w:val="single" w:sz="4" w:space="0" w:color="auto"/>
+        </w:tblBorders>
+        <w:tblCellMar>
+          <w:left w:w="10" w:type="dxa"/>
+          <w:right w:w="10" w:type="dxa"/>
+        </w:tblCellMar>
+        <w:tblLook w:val="0000" w:firstRow="0" w:lastRow="0" w:firstColumn="0" w:lastColumn="0" w:noHBand="0" w:noVBand="0"/>
+      </w:tblPr>
+      <w:tblGrid>
+        <w:gridCol w:w="9300"/>
+      </w:tblGrid>
+      <w:tr>
+        <w:tblPrEx>
+          <w:tblCellMar>
+            <w:top w:w="0" w:type="dxa"/>
+            <w:bottom w:w="0" w:type="dxa"/>
+          </w:tblCellMar>
+        </w:tblPrEx>
+        <w:trPr>
+          <w:cantSplit/>
+        </w:trPr>
+        <w:tc>
+          <w:tcPr>
+            <w:tcW w:w="9300" w:type="dxa"/>
+            <w:shd w:val="clear" w:color="auto" w:fill="F3E7D8"/>
+            <w:tcMar>
+              <w:top w:w="160" w:type="dxa"/>
+              <w:left w:w="200" w:type="dxa"/>
+              <w:bottom w:w="160" w:type="dxa"/>
+              <w:right w:w="200" w:type="dxa"/>
+            </w:tcMar>
+          </w:tcPr>
+          <w:p>
+            <w:r>
+              <w:rPr>
+                <w:i/>
+                <w:iCs/>
+              </w:rPr>
+              <w:t>„Die Veranstaltung ist ausgebucht. Deine Anmeldung würde auf die War</w:t>
+            </w:r>
+            <w:r>
+              <w:rPr>
+                <w:i/>
+                <w:iCs/>
+              </w:rPr>
+              <w:t>teliste kommen. Möchtest du dich trotzdem auf die Warteliste setzen lassen? (Abbrechen, um nichts zu senden)“</w:t>
+            </w:r>
+          </w:p>
+        </w:tc>
+      </w:tr>
+    </w:tbl>
+    <w:p>
+      <w:pPr>
+        <w:spacing w:after="160"/>
+      </w:pPr>
+    </w:p>
+    <w:p>
+      <w:pPr>
+        <w:spacing w:after="160"/>
+      </w:pPr>
+      <w:r>
+        <w:t>Zwei Möglichkeiten:</w:t>
+      </w:r>
+    </w:p>
+    <w:p>
+      <w:pPr>
+        <w:spacing w:after="80"/>
+      </w:pPr>
+      <w:r>
+        <w:rPr>
+          <w:b/>
+          <w:bCs/>
+        </w:rPr>
+        <w:lastRenderedPageBreak/>
+        <w:t xml:space="preserve">•  OK / Bestätigen: </w:t>
+      </w:r>
+      <w:r>
+        <w:t>Die Anmeldung wird als Warteliste-Eintrag gespeichert und die Bestätigungsmail vorbereitet (siehe unten).</w:t>
+      </w:r>
+    </w:p>
+    <w:p>
+      <w:pPr>
+        <w:spacing w:after="200"/>
+      </w:pPr>
+      <w:r>
+        <w:rPr>
+          <w:b/>
+          <w:bCs/>
+        </w:rPr>
+        <w:t xml:space="preserve">•  Abbrechen: </w:t>
+      </w:r>
+      <w:r>
+        <w:t>Der Vorgang wird komplett abgebrochen. Es wird nichts gespeichert und keine E-Mail vorbereitet – man bleibt einfach auf der Übersichtsse</w:t>
+      </w:r>
+      <w:r>
+        <w:t>ite und kann z. B. „Zurück“ oder „Abbrechen“ nutzen.</w:t>
+      </w:r>
+    </w:p>
+    <w:p>
+      <w:pPr>
+        <w:pStyle w:val="berschrift2"/>
+        <w:keepNext/>
+        <w:keepLines/>
+        <w:spacing w:before="240" w:after="120"/>
+      </w:pPr>
+      <w:bookmarkStart w:id="8" w:name="_Toc240368779"/>
+      <w:r>
+        <w:rPr>
+          <w:b/>
+          <w:bCs/>
+          <w:color w:val="7E2F28"/>
+        </w:rPr>
+        <w:t>6.3 Bestätigung auf der Warteliste</w:t>
+      </w:r>
+      <w:bookmarkEnd w:id="8"/>
+    </w:p>
+    <w:p>
+      <w:pPr>
+        <w:keepNext/>
+        <w:spacing w:after="160"/>
+      </w:pPr>
+      <w:r>
+        <w:t xml:space="preserve">Nach Bestätigung des Dialogs erscheint eine eigene Meldung, die deutlich macht, dass es sich um eine Warteliste-Anmeldung handelt – auch im vorausgefüllten E-Mail-Text </w:t>
+      </w:r>
+      <w:r>
+        <w:t>ist das vermerkt:</w:t>
+      </w:r>
+    </w:p>
+    <w:p>
+      <w:pPr>
+        <w:spacing w:after="60"/>
+        <w:jc w:val="center"/>
+      </w:pPr>
+      <w:r>
+        <w:rPr>
+          <w:noProof/>
+        </w:rPr>
+        <w:drawing>
+          <wp:inline distT="0" distB="0" distL="0" distR="0" wp14:anchorId="216968E0" wp14:editId="63E916BD">
+            <wp:extent cx="4381500" cy="3981450"/>
+            <wp:effectExtent l="0" t="0" r="0" b="0"/>
+            <wp:docPr id="7" name="Grafik 7"/>
+            <wp:cNvGraphicFramePr>
+              <a:graphicFrameLocks xmlns:a="http://schemas.openxmlformats.org/drawingml/2006/main" noChangeAspect="1"/>
+            </wp:cNvGraphicFramePr>
+            <a:graphic xmlns:a="http://schemas.openxmlformats.org/drawingml/2006/main">
+              <a:graphicData uri="http://schemas.openxmlformats.org/drawingml/2006/picture">
+                <pic:pic xmlns:pic="http://schemas.openxmlformats.org/drawingml/2006/picture">
+                  <pic:nvPicPr>
+                    <pic:cNvPr id="0" name=""/>
+                    <pic:cNvPicPr>
+                      <a:picLocks noChangeAspect="1" noChangeArrowheads="1"/>
+                    </pic:cNvPicPr>
+                  </pic:nvPicPr>
+                  <pic:blipFill>
+                    <a:blip r:embed="rId11"/>
+                    <a:srcRect/>
+                    <a:stretch>
+                      <a:fillRect/>
+                    </a:stretch>
+                  </pic:blipFill>
+                  <pic:spPr bwMode="auto">
+                    <a:xfrm>
+                      <a:off x="0" y="0"/>
+                      <a:ext cx="4381500" cy="3981450"/>
+                    </a:xfrm>
+                    <a:prstGeom prst="rect">
+                      <a:avLst/>
+                    </a:prstGeom>
+                  </pic:spPr>
+                </pic:pic>
+              </a:graphicData>
+            </a:graphic>
+          </wp:inline>
+        </w:drawing>
+      </w:r>
+    </w:p>
+    <w:tbl>
+      <w:tblPr>
+        <w:tblW w:w="9300" w:type="dxa"/>
+        <w:tblBorders>
+          <w:top w:val="single" w:sz="4" w:space="0" w:color="auto"/>
+          <w:left w:val="single" w:sz="4" w:space="0" w:color="auto"/>
+          <w:bottom w:val="single" w:sz="4" w:space="0" w:color="auto"/>
+          <w:right w:val="single" w:sz="4" w:space="0" w:color="auto"/>
+          <w:insideH w:val="single" w:sz="4" w:space="0" w:color="auto"/>
+          <w:insideV w:val="single" w:sz="4" w:space="0" w:color="auto"/>
+        </w:tblBorders>
+        <w:tblCellMar>
+          <w:left w:w="10" w:type="dxa"/>
+          <w:right w:w="10" w:type="dxa"/>
+        </w:tblCellMar>
+        <w:tblLook w:val="0000" w:firstRow="0" w:lastRow="0" w:firstColumn="0" w:lastColumn="0" w:noHBand="0" w:noVBand="0"/>
+      </w:tblPr>
+      <w:tblGrid>
+        <w:gridCol w:w="700"/>
+        <w:gridCol w:w="2600"/>
+        <w:gridCol w:w="6000"/>
+      </w:tblGrid>
+      <w:tr>
+        <w:tblPrEx>
+          <w:tblCellMar>
+            <w:top w:w="0" w:type="dxa"/>
+            <w:bottom w:w="0" w:type="dxa"/>
+          </w:tblCellMar>
+        </w:tblPrEx>
+        <w:trPr>
+          <w:cantSplit/>
+          <w:tblHeader/>
+        </w:trPr>
+        <w:tc>
+          <w:tcPr>
+            <w:tcW w:w="700" w:type="dxa"/>
+            <w:shd w:val="clear" w:color="auto" w:fill="F3E7D8"/>
+            <w:tcMar>
+              <w:top w:w="80" w:type="dxa"/>
+              <w:left w:w="100" w:type="dxa"/>
+              <w:bottom w:w="80" w:type="dxa"/>
+              <w:right w:w="100" w:type="dxa"/>
+            </w:tcMar>
+          </w:tcPr>
+          <w:p>
+            <w:r>
+              <w:rPr>
+                <w:b/>
+                <w:bCs/>
+                <w:color w:val="7E2F28"/>
+              </w:rPr>
+              <w:t>Nr.</w:t>
+            </w:r>
+          </w:p>
+        </w:tc>
+        <w:tc>
+          <w:tcPr>
+            <w:tcW w:w="2600" w:type="dxa"/>
+            <w:shd w:val="clear" w:color="auto" w:fill="F3E7D8"/>
+            <w:tcMar>
+              <w:top w:w="80" w:type="dxa"/>
+              <w:left w:w="100" w:type="dxa"/>
+              <w:bottom w:w="80" w:type="dxa"/>
+              <w:right w:w="100" w:type="dxa"/>
+            </w:tcMar>
+          </w:tcPr>
+          <w:p>
+            <w:r>
+              <w:rPr>
+                <w:b/>
+                <w:bCs/>
+                <w:color w:val="7E2F28"/>
+              </w:rPr>
+              <w:t>Element</w:t>
+            </w:r>
+          </w:p>
+        </w:tc>
+        <w:tc>
+          <w:tcPr>
+            <w:tcW w:w="6000" w:type="dxa"/>
+            <w:shd w:val="clear" w:color="auto" w:fill="F3E7D8"/>
+            <w:tcMar>
+              <w:top w:w="80" w:type="dxa"/>
+              <w:left w:w="100" w:type="dxa"/>
+              <w:bottom w:w="80" w:type="dxa"/>
+              <w:right w:w="100" w:type="dxa"/>
+            </w:tcMar>
+          </w:tcPr>
+          <w:p>
+            <w:r>
+              <w:rPr>
+                <w:b/>
+                <w:bCs/>
+                <w:color w:val="7E2F28"/>
+              </w:rPr>
+              <w:t>Bedeutung</w:t>
             </w:r>
           </w:p>
         </w:tc>
@@ -3390,7 +3768,7 @@
                 <w:bCs/>
                 <w:color w:val="FFFFFF"/>
               </w:rPr>
-              <w:t>2</w:t>
+              <w:t>1</w:t>
             </w:r>
           </w:p>
         </w:tc>
@@ -3410,7 +3788,7 @@
                 <w:b/>
                 <w:bCs/>
               </w:rPr>
-              <w:t>Vorausgefüllter Text</w:t>
+              <w:t>Warteliste-Statusmeldung</w:t>
             </w:r>
           </w:p>
         </w:tc>
@@ -3426,7 +3804,7 @@
           </w:tcPr>
           <w:p>
             <w:r>
-              <w:t>Enthält zusätzlich den Hinweis „Die Veranstaltung war zum Zeitpunkt der Anmeldung bereits ausgebucht (Warteliste).“ direkt am Anfang der Nachricht.</w:t>
+              <w:t>„Die Veranstaltung ist ausgebucht – du wurdest auf die Warteliste gesetzt.“ Unterscheidet sich bewusst von der normalen Bestätigungsmeldung.</w:t>
             </w:r>
           </w:p>
         </w:tc>
@@ -3462,6 +3840,78 @@
                 <w:bCs/>
                 <w:color w:val="FFFFFF"/>
               </w:rPr>
+              <w:t>2</w:t>
+            </w:r>
+          </w:p>
+        </w:tc>
+        <w:tc>
+          <w:tcPr>
+            <w:tcW w:w="2600" w:type="dxa"/>
+            <w:tcMar>
+              <w:top w:w="80" w:type="dxa"/>
+              <w:left w:w="100" w:type="dxa"/>
+              <w:bottom w:w="80" w:type="dxa"/>
+              <w:right w:w="100" w:type="dxa"/>
+            </w:tcMar>
+          </w:tcPr>
+          <w:p>
+            <w:r>
+              <w:rPr>
+                <w:b/>
+                <w:bCs/>
+              </w:rPr>
+              <w:t>Vorausgefüllter Text</w:t>
+            </w:r>
+          </w:p>
+        </w:tc>
+        <w:tc>
+          <w:tcPr>
+            <w:tcW w:w="6000" w:type="dxa"/>
+            <w:tcMar>
+              <w:top w:w="80" w:type="dxa"/>
+              <w:left w:w="100" w:type="dxa"/>
+              <w:bottom w:w="80" w:type="dxa"/>
+              <w:right w:w="100" w:type="dxa"/>
+            </w:tcMar>
+          </w:tcPr>
+          <w:p>
+            <w:r>
+              <w:t>Enthält zusätzlich den Hinweis „Die Veranstaltung war zum Zeitpunkt der Anmeldung bereits ausgebucht (Warteliste).“ direkt am Anfang der Nachricht.</w:t>
+            </w:r>
+          </w:p>
+        </w:tc>
+      </w:tr>
+      <w:tr>
+        <w:tblPrEx>
+          <w:tblCellMar>
+            <w:top w:w="0" w:type="dxa"/>
+            <w:bottom w:w="0" w:type="dxa"/>
+          </w:tblCellMar>
+        </w:tblPrEx>
+        <w:trPr>
+          <w:cantSplit/>
+        </w:trPr>
+        <w:tc>
+          <w:tcPr>
+            <w:tcW w:w="700" w:type="dxa"/>
+            <w:shd w:val="clear" w:color="auto" w:fill="A3423A"/>
+            <w:tcMar>
+              <w:top w:w="80" w:type="dxa"/>
+              <w:left w:w="100" w:type="dxa"/>
+              <w:bottom w:w="80" w:type="dxa"/>
+              <w:right w:w="100" w:type="dxa"/>
+            </w:tcMar>
+          </w:tcPr>
+          <w:p>
+            <w:pPr>
+              <w:jc w:val="center"/>
+            </w:pPr>
+            <w:r>
+              <w:rPr>
+                <w:b/>
+                <w:bCs/>
+                <w:color w:val="FFFFFF"/>
+              </w:rPr>
               <w:t>3</w:t>
             </w:r>
           </w:p>
@@ -3511,14 +3961,14 @@
         <w:keepLines/>
         <w:spacing w:before="300" w:after="150"/>
       </w:pPr>
-      <w:bookmarkStart w:id="8" w:name="_Toc240357511"/>
+      <w:bookmarkStart w:id="9" w:name="_Toc240368780"/>
       <w:r>
         <w:rPr>
           <w:b/>
           <w:bCs/>
           <w:color w:val="7E2F28"/>
         </w:rPr>
-        <w:t>6. Kur</w:t>
+        <w:t>7. Kur</w:t>
       </w:r>
       <w:r>
         <w:rPr>
@@ -3528,7 +3978,7 @@
         </w:rPr>
         <w:t>z zusammengefasst</w:t>
       </w:r>
-      <w:bookmarkEnd w:id="8"/>
+      <w:bookmarkEnd w:id="9"/>
     </w:p>
     <w:p>
       <w:pPr>
@@ -3577,6 +4027,21 @@
       </w:r>
       <w:r>
         <w:t>Der „Abbrechen“-Button (Schritt 1 und 2) sowie „Abbrechen“ im Warteliste-Dialog beenden den Vorgang ohne jede Speicherung.</w:t>
+      </w:r>
+    </w:p>
+    <w:p>
+      <w:pPr>
+        <w:spacing w:after="80"/>
+      </w:pPr>
+      <w:r>
+        <w:rPr>
+          <w:b/>
+          <w:bCs/>
+        </w:rPr>
+        <w:t xml:space="preserve">Anfahrt und Kontakt: </w:t>
+      </w:r>
+      <w:r>
+        <w:t>Wegbeschreibung, Anfahrtsplan und Kontakt-E-Mail stehen bereits vor dem Anmeldebereich, direkt nach den allgemeinen Infotexten.</w:t>
       </w:r>
     </w:p>
     <w:p>
@@ -3607,10 +4072,10 @@
 <file path=word/numbering.xml><?xml version="1.0" encoding="utf-8"?>
 <w:numbering xmlns:wpc="http://schemas.microsoft.com/office/word/2010/wordprocessingCanvas" xmlns:cx="http://schemas.microsoft.com/office/drawing/2014/chartex" xmlns:cx1="http://schemas.microsoft.com/office/drawing/2015/9/8/chartex" xmlns:cx2="http://schemas.microsoft.com/office/drawing/2015/10/21/chartex" xmlns:cx3="http://schemas.microsoft.com/office/drawing/2016/5/9/chartex" xmlns:cx4="http://schemas.microsoft.com/office/drawing/2016/5/10/chartex" xmlns:cx5="http://schemas.microsoft.com/office/drawing/2016/5/11/chartex" xmlns:cx6="http://schemas.microsoft.com/office/drawing/2016/5/12/chartex" xmlns:cx7="http://schemas.microsoft.com/office/drawing/2016/5/13/chartex" xmlns:cx8="http://schemas.microsoft.com/office/drawing/2016/5/14/chartex" xmlns:mc="http://schemas.openxmlformats.org/markup-compatibility/2006" xmlns:aink="http://schemas.microsoft.com/office/drawing/2016/ink" xmlns:am3d="http://schemas.microsoft.com/office/drawing/2017/model3d" xmlns:o="urn:schemas-microsoft-com:office:office" xmlns:r="http://schemas.openxmlformats.org/officeDocument/2006/relationships" xmlns:m="http://schemas.openxmlformats.org/officeDocument/2006/math" xmlns:v="urn:schemas-microsoft-com:vml" xmlns:wp14="http://schemas.microsoft.com/office/word/2010/wordprocessingDrawing" xmlns:wp="http://schemas.openxmlformats.org/drawingml/2006/wordprocessingDrawing" xmlns:w10="urn:schemas-microsoft-com:office:word" xmlns:w="http://schemas.openxmlformats.org/wordprocessingml/2006/main" xmlns:w14="http://schemas.microsoft.com/office/word/2010/wordml" xmlns:w15="http://schemas.microsoft.com/office/word/2012/wordml" xmlns:w16cex="http://schemas.microsoft.com/office/word/2018/wordml/cex" xmlns:w16cid="http://schemas.microsoft.com/office/word/2016/wordml/cid" xmlns:w16="http://schemas.microsoft.com/office/word/2018/wordml" xmlns:w16sdtdh="http://schemas.microsoft.com/office/word/2020/wordml/sdtdatahash" xmlns:w16se="http://schemas.microsoft.com/office/word/2015/wordml/symex" xmlns:wpg="http://schemas.microsoft.com/office/word/2010/wordprocessingGroup" xmlns:wpi="http://schemas.microsoft.com/office/word/2010/wordprocessingInk" xmlns:wne="http://schemas.microsoft.com/office/word/2006/wordml" xmlns:wps="http://schemas.microsoft.com/office/word/2010/wordprocessingShape" mc:Ignorable="w14 w15 w16se w16cid w16 w16cex w16sdtdh wp14">
   <w:abstractNum w:abstractNumId="0" w15:restartNumberingAfterBreak="0">
-    <w:nsid w:val="35286ABD"/>
+    <w:nsid w:val="30D76AA0"/>
     <w:multiLevelType w:val="hybridMultilevel"/>
-    <w:tmpl w:val="46D264E6"/>
-    <w:lvl w:ilvl="0" w:tplc="4948DE8E">
+    <w:tmpl w:val="ADF05F5C"/>
+    <w:lvl w:ilvl="0" w:tplc="9FA40088">
       <w:start w:val="1"/>
       <w:numFmt w:val="bullet"/>
       <w:lvlText w:val="●"/>
@@ -3619,7 +4084,7 @@
         <w:ind w:left="720" w:hanging="360"/>
       </w:pPr>
     </w:lvl>
-    <w:lvl w:ilvl="1" w:tplc="6AF482E8">
+    <w:lvl w:ilvl="1" w:tplc="E214C46A">
       <w:start w:val="1"/>
       <w:numFmt w:val="bullet"/>
       <w:lvlText w:val="○"/>
@@ -3628,7 +4093,7 @@
         <w:ind w:left="1440" w:hanging="360"/>
       </w:pPr>
     </w:lvl>
-    <w:lvl w:ilvl="2" w:tplc="6FDE067C">
+    <w:lvl w:ilvl="2" w:tplc="8E283A76">
       <w:start w:val="1"/>
       <w:numFmt w:val="bullet"/>
       <w:lvlText w:val="■"/>
@@ -3637,7 +4102,7 @@
         <w:ind w:left="2160" w:hanging="360"/>
       </w:pPr>
     </w:lvl>
-    <w:lvl w:ilvl="3" w:tplc="31666C56">
+    <w:lvl w:ilvl="3" w:tplc="09E265E4">
       <w:start w:val="1"/>
       <w:numFmt w:val="bullet"/>
       <w:lvlText w:val="●"/>
@@ -3646,7 +4111,7 @@
         <w:ind w:left="2880" w:hanging="360"/>
       </w:pPr>
     </w:lvl>
-    <w:lvl w:ilvl="4" w:tplc="83306204">
+    <w:lvl w:ilvl="4" w:tplc="4712025A">
       <w:start w:val="1"/>
       <w:numFmt w:val="bullet"/>
       <w:lvlText w:val="○"/>
@@ -3655,7 +4120,7 @@
         <w:ind w:left="3600" w:hanging="360"/>
       </w:pPr>
     </w:lvl>
-    <w:lvl w:ilvl="5" w:tplc="8EB8D61C">
+    <w:lvl w:ilvl="5" w:tplc="895626B0">
       <w:start w:val="1"/>
       <w:numFmt w:val="bullet"/>
       <w:lvlText w:val="■"/>
@@ -3664,7 +4129,7 @@
         <w:ind w:left="4320" w:hanging="360"/>
       </w:pPr>
     </w:lvl>
-    <w:lvl w:ilvl="6" w:tplc="8F8ED190">
+    <w:lvl w:ilvl="6" w:tplc="849AA456">
       <w:start w:val="1"/>
       <w:numFmt w:val="bullet"/>
       <w:lvlText w:val="●"/>
@@ -3673,7 +4138,7 @@
         <w:ind w:left="5040" w:hanging="360"/>
       </w:pPr>
     </w:lvl>
-    <w:lvl w:ilvl="7" w:tplc="379A75EE">
+    <w:lvl w:ilvl="7" w:tplc="1F848152">
       <w:start w:val="1"/>
       <w:numFmt w:val="bullet"/>
       <w:lvlText w:val="●"/>
@@ -3682,7 +4147,7 @@
         <w:ind w:left="5760" w:hanging="360"/>
       </w:pPr>
     </w:lvl>
-    <w:lvl w:ilvl="8" w:tplc="C1FEA7B8">
+    <w:lvl w:ilvl="8" w:tplc="C430FB8C">
       <w:start w:val="1"/>
       <w:numFmt w:val="bullet"/>
       <w:lvlText w:val="●"/>
@@ -4305,7 +4770,7 @@
     <w:autoRedefine/>
     <w:uiPriority w:val="39"/>
     <w:unhideWhenUsed/>
-    <w:rsid w:val="0094059F"/>
+    <w:rsid w:val="009166E6"/>
     <w:pPr>
       <w:spacing w:after="100"/>
     </w:pPr>
@@ -4317,7 +4782,7 @@
     <w:autoRedefine/>
     <w:uiPriority w:val="39"/>
     <w:unhideWhenUsed/>
-    <w:rsid w:val="0094059F"/>
+    <w:rsid w:val="009166E6"/>
     <w:pPr>
       <w:spacing w:after="100"/>
       <w:ind w:left="220"/>
